--- a/zaini_case_audit_output/outputs/word/documents/057_حكم نهائي بنقض حكم ابراء ذمة الشيخ أسامة من طلب تنفيذ الوالدة عاتقة الحرازي - 22.docx
+++ b/zaini_case_audit_output/outputs/word/documents/057_حكم نهائي بنقض حكم ابراء ذمة الشيخ أسامة من طلب تنفيذ الوالدة عاتقة الحرازي - 22.docx
@@ -273,7 +273,7 @@
           <w:b w:val="0"/>
           <w:i w:val="0"/>
         </w:rPr>
-        <w:t>[.زيافلا ميركلادبع ديز زيزعلادبعو نرقملا نرقم حلاص نرقم ةرئادلا اوضعو ،ميلسلا دمحم هللادبع دلاخ ةرئادلا سيئر .ةموصخلا ةحص مدعب اددجم مكحلاو ،لاير (219,651,27) هردق غلبمب ـه08/04/1445 خيراتو 401024501240718 مقرب ديقملا يذيفنتلا بلطلا نم ينيز سابع نب دمحا نب ةماسأ يعدملل يزارحلا يلع دمحم ىيحي دمحم ةقتاع اهيلع ىعدملا ءاربإ توبث نم هب ىضق اميف ،ةدجب ذيفنتلا ةمكحمب ةيناثلا ذيفنتلا ةرئاد نم رداصلا ـه03/06/1447 خيراتو 4731639254 مقر فنأتسملا مكحلا ضقنو اعوضومو الكش فانئتسالا لوبقب يضقي ،ةدج ةظفاحمب فانئتسالا ةمكحمب ةيقوقحلا ةرئادلا نع رداص ـه1447/07/22 خيراتو 4731814153 مقر مكح كص :ةءارقلل لباقلا قوطنملا ةصالخ .تاحفص سمخل دتميو همظعم يف شوشمو سوكعم يبرع زيمرتب جرختسم PDF فلمل يلصألا صنلا :ةجلاعملا ةظحالم]</w:t>
+        <w:t>[ملاحظة المعالجة: النص الأصلي لملف PDF مستخرج بترميز عربي معكوس ومشوش في معظمه ويمتد لخمس صفحات. خلاصة المنطوق القابل للقراءة: صك حكم رقم 4731814153 وتاريخ 1447/07/22هـ صادر عن الدائرة الحقوقية بمحكمة الاستئناف بمحافظة جدة، يقضي بقبول الاستئناف شكلا وموضوعا ونقض الحكم المستأنف رقم 4731639254 وتاريخ 03/06/1447هـ الصادر من دائرة التنفيذ الثانية بمحكمة التنفيذ بجدة، فيما قضى به من ثبوت إبراء المدعى عليها عاتقة محمد يحيى محمد علي الحرازي للمدعي أسامة بن احمد بن عباس زيني من الطلب التنفيذي المقيد برقم 401024501240718 وتاريخ 08/04/1445هـ بمبلغ قدره (27,651,219) ريال، والحكم مجددا بعدم صحة الخصومة. رئيس الدائرة خالد عبدالله محمد السليم، وعضوا الدائرة مقرن صالح مقرن المقرن وعبدالعزيز زيد عبدالكريم الفايز.]</w:t>
       </w:r>
     </w:p>
     <w:sectPr>

--- a/zaini_case_audit_output/outputs/word/documents/057_حكم نهائي بنقض حكم ابراء ذمة الشيخ أسامة من طلب تنفيذ الوالدة عاتقة الحرازي - 22.docx
+++ b/zaini_case_audit_output/outputs/word/documents/057_حكم نهائي بنقض حكم ابراء ذمة الشيخ أسامة من طلب تنفيذ الوالدة عاتقة الحرازي - 22.docx
@@ -182,7 +182,7 @@
           <w:b w:val="0"/>
           <w:i w:val="0"/>
         </w:rPr>
-        <w:t>أسامھ بن احمد بن عبا</w:t>
+        <w:t>ابع نب دمحا نب ھماسأ</w:t>
       </w:r>
     </w:p>
     <w:p>
@@ -195,7 +195,7 @@
           <w:b w:val="0"/>
           <w:i w:val="0"/>
         </w:rPr>
-        <w:t>أسامھ بن احمد بن عبا</w:t>
+        <w:t>ابع نب دمحا نب ھماسأ</w:t>
       </w:r>
     </w:p>
     <w:p>
@@ -208,7 +208,7 @@
           <w:b w:val="0"/>
           <w:i w:val="0"/>
         </w:rPr>
-        <w:t>ىدلف ةرئادلا ةرئادلا ا ا ةيقوق ةيقوق و و و و ءان ءان ع ع ةيضقلا ةيضقلا مقر مقر ۱۳۹ ۱۳۹٦٤٦٤۸۱۷۷ ۸۱۷۷٤ راتو راتو خ خ ۸۰۸۰٤/٤/۰/۷٤٤٤٤۱ ـ ا ا دم دم ةالصلاو ةالصلاو مالسلاو مالسلاو ع ع لوسر لوسر هللااهللاا امأ امأ دع دع :</w:t>
+        <w:t>: عد عد أما أما االلهاالله رسول رسول ع ع والسلام والسلام والصلاة والصلاة مد مد ا ا ـ ۱٤٤٤٤۷/۰٤/٤/۰۸۰۸ خ خ وتار وتار ٤۷۷۱۸ ۷۷۱۸٦٤٦٤۹۳۱ ۹۳۱ رقم رقم القضية القضية ع ع ناء ناء و و و و قوقية قوقية ا ا الدائرة الدائرة فلدى</w:t>
       </w:r>
     </w:p>
     <w:p>
@@ -247,7 +247,7 @@
           <w:b w:val="0"/>
           <w:i w:val="0"/>
         </w:rPr>
-        <w:t>۳۵۱٤۱۸۱۳۷٤ كص مقر</w:t>
+        <w:t>رقم صك ٤۷۳۱۸۱٤۱۵۳</w:t>
       </w:r>
     </w:p>
     <w:p>

--- a/zaini_case_audit_output/outputs/word/documents/057_حكم نهائي بنقض حكم ابراء ذمة الشيخ أسامة من طلب تنفيذ الوالدة عاتقة الحرازي - 22.docx
+++ b/zaini_case_audit_output/outputs/word/documents/057_حكم نهائي بنقض حكم ابراء ذمة الشيخ أسامة من طلب تنفيذ الوالدة عاتقة الحرازي - 22.docx
@@ -208,7 +208,7 @@
           <w:b w:val="0"/>
           <w:i w:val="0"/>
         </w:rPr>
-        <w:t>: عد عد أما أما االلهاالله رسول رسول ع ع والسلام والسلام والصلاة والصلاة مد مد ا ا ـ ۱٤٤٤٤۷/۰٤/٤/۰۸۰۸ خ خ وتار وتار ٤۷۷۱۸ ۷۷۱۸٦٤٦٤۹۳۱ ۹۳۱ رقم رقم القضية القضية ع ع ناء ناء و و و و قوقية قوقية ا ا الدائرة الدائرة فلدى</w:t>
+        <w:t>: عد عد أما االله رسول ع ع والسلام والصلاة مد مد ا ا ـ ۱٤٤٤٤۷/۰٤/٤/۰۸۰۸ خ خ وتار ٤۷۷۱۸ ۷۷۱۸٦٤٦٤۹۳۱ ۹۳۱ رقم القضية ع ع ناء و و و و قوقية ا ا الدائرة فلدى</w:t>
       </w:r>
     </w:p>
     <w:p>
@@ -221,7 +221,7 @@
           <w:b w:val="0"/>
           <w:i w:val="0"/>
         </w:rPr>
-        <w:t>ھتفص تسالاب فان فارطأ فارطأ ةيضقلا ةيضقلا ىدلف</w:t>
+        <w:t>ھتفص تسالاب فان فارطأ ةيضقلا ىدلف</w:t>
       </w:r>
     </w:p>
     <w:p>
@@ -234,7 +234,7 @@
           <w:b w:val="0"/>
           <w:i w:val="0"/>
         </w:rPr>
-        <w:t>رارق اـ رودـصو ةـصتخم مـقر ـالو ( مـكح ةـيالو اـضق ل ي اـ /١٠٣ت٢/ نت مدـع ماـعل طـس ع لوـبق ١٤٤١ بـلط .)ـ بـلط اـثلاث ءارب : ءارب ھـتاذ قبـس املاـط مـل هدرو بي لـصفلا كـلذو ع نأ تاذ دنـس ايذـيفنت املو مـل مدـقي خ يأ دنـس يذـيفنت قـفو صوـصنم ماـظنلا ةرقفلا ذـيفنتلا ( طورـشم و ٣/٣ نأـب ) ي لازنإـ نـم نوـ صن كـلذ ةداملا ةـحئاللا بجوـمب ةـفن ع ةـيذيفنتلا دنـس ةـقرو ماـظنل يذـيفنت ءارب ـلا ذـيفنتلا يذـلاو ع درو معزي نأ اـ ناـيب ھعاوـنأ فنأتـسملا صاـصتخا فنأتـسملا بـلطلا يذـلاو هدـض يذـيفنت ثي إف هدـض مدـقملا دـقو اـ تـ مدـقت تررق ءارب ةـجراخ ىوـعدـقباس ا ةـمكحملا تاذـب ةـعزانملا اـيلعلا بلطلا ةلثاملا نإـف ةرئادـلا غ نـع و اـ ادنـس ارـصح صنب ةداملا ةعـساتلا نـم ماـظن اق ـ ذـيفنتلا ءاربـإلاب وأ ـصلا نأ دـم نم اـمب دملاعرشـ جاوم ي ضفر ا رظنلا ـاليثمت نأ بـلطلا حـي ةـ ماصتخا ةرئاد لع مـقر ـ .تاـعفارملا ع ھيف اـقو نم سمتلملا ( بـلط اـ ءاـنثأ ولاـماظنو ع - ا ولا اـيناث احي و : (4630371972 ذـيفنتلا ) ةدملا بـلطي دـقاف ( ءاضقلاو نودو ساـمتلا بـلطب زوـج ةيـضقلا نأو ءاـفتنا توبثو ـع دـق ةـيناثلا وـلا ) ةـيل ةداـعإ ھغيلبت اددجم ىوعدـلا ١٠١٧٠٩٢٧٣٣ ةـيماظنلا ةداـعإ ، ةـيالو ،) ھغلبت دروأ ھساـمتلا ضا : درب اق تتو اـ الو رظنلا رـشلا ثـيح ـ ا ايمـسر رظنلاالوأ ـ مـقر : ةـمكحمب دـيقملا ةيعرـشلا نأ ( إف ص يفكي ھـيف ا ىوعدلا عملا مـك مـقرب لوـبق نـ ( اـعوضوم وـلو ، ذـيفنتلا ذـيفنتلا غيلبت ةركذملا وـ ع ةفنأتـسملا ةـيماظنلاو .ءاربإلاب ةـفلاخم دـع و ع دـقاف فنأتـسملا ـالو كا ساـمتل 4713765960 مدـقملاو رـص ) دع ةـقتاع ةـظفاحمب مقر و ءارب نـم ( ةح ةـيالو فنأتـسملا ةيـضا ظ غ ھباـس ةيل الكـش 4713404041 رظنلا ھـل ةدـج ر ،) : ، لـبق دـمحم ع ءانب صنل و ناندـع ـسملا ع راتو حي نإف نودو خـ ةـيعطقلا دن تردصأ ا دملا إ .اـعوضومو ام بابـس ماظنلا : ماـظن دـمحأ 01 4731639254 ذإ ز دـقو ) ةرئادـلا / اقت ـالوأ لع اـيناث : ال ماـصتخا : ةرئادلا . يزار تصن دنـس 05 اـ راتو ـ نإ / / وـلا ردـص ليحت ا املو خـ ا ءاـغلإ ( ھيلع دـقعنت ا ةدـقاف ا وأ ھنأـب ھيلإ 03 ناندـع يذـيفنت تناـ مـك 1447 ةيئادتب : / كلذ مـك دـق ؛ـ مـك ع اعنم ھـملع 06 مـت ءاـنب ةـيل لـحم مث مكح / دـمحا وأ ةداملا ع ةـموص ا ىوعدـلا نـم ـع مقر راركتلل سمتلملا دـق اقلا ، اـم ھـغلبت 1447 ساـبع مـل قـقحتلا اعرـش تمدـقت بجوـمب 17 ز ه تتو ضا ) الإ ھـيلع نـم ھنإـف نـكي نم تـصن تـميقأ كـص امب ھيلع ماظن ليثمتب نود مقر الثمم ردـص لطاـب ميدـقت ةفنأتـسملا ـ ل ي : ةداـعإو ص رداـصلا اقولا اقولا ع ع ھقتاع يدمحم عدمحم ا يزار لا و ة ةينطولا ۷٤۸٦۵۰۷۰۰۱ يدوعس دم ھيلع فنأتسم هدض ھماسأ نب دمحا نب سابع ز لا و ة ةينطولا ۱۰۳۷۱۰۸۰۰۱ يدوعس دملا فنأتسم مس عون لا و ة مقر لا و ة ا ةيس ھتفص ةيضقلاب</w:t>
+        <w:t>رارق اـ رودـصو ةـصتخم مـقر ـالو ( مـكح ةـيالو اـضق ل ي اـ /١٠٣ت٢/ نت مدـع ماـعل طـس ع لوـبق ١٤٤١ بـلط .)ـ بـلط اـثلاث ءارب : ءارب ھـتاذ قبـس املاـط مـل هدرو بي لـصفلا كـلذو ع نأ تاذ دنـس ايذـيفنت املو مـل مدـقي خ يأ دنـس يذـيفنت قـفو صوـصنم ماـظنلا ةرقفلا ذـيفنتلا ( طورـشم و ٣/٣ نأـب ) ي لازنإـ نـم نوـ صن كـلذ ةداملا ةـحئاللا بجوـمب ةـفن ع ةـيذيفنتلا دنـس ةـقرو ماـظنل يذـيفنت ءارب ـلا ذـيفنتلا يذـلاو ع درو معزي نأ اـ ناـيب ھعاوـنأ فنأتـسملا صاـصتخا فنأتـسملا بـلطلا يذـلاو هدـض يذـيفنت ثي إف هدـض مدـقملا دـقو اـ تـ مدـقت تررق ءارب ةـجراخ ىوـعدـقباس ا ةـمكحملا تاذـب ةـعزانملا اـيلعلا بلطلا ةلثاملا نإـف ةرئادـلا غ نـع و اـ ادنـس ارـصح صنب ةداملا ةعـساتلا نـم ماـظن اق ـ ذـيفنتلا ءاربـإلاب وأ ـصلا نأ دـم نم اـمب دملاعرشـ جاوم ي ضفر ا رظنلا ـاليثمت نأ بـلطلا حـي ةـ ماصتخا ةرئاد لع مـقر ـ .تاـعفارملا ع ھيف اـقو نم سمتلملا ( بـلط اـ ءاـنثأ ولاـماظنو ع - ا ولا اـيناث احي و : (4630371972 ذـيفنتلا ) ةدملا بـلطي دـقاف ( ءاضقلاو نودو ساـمتلا بـلطب زوـج ةيـضقلا نأو ءاـفتنا توبثو ـع دـق ةـيناثلا وـلا ) ةـيل ةداـعإ ھغيلبت اددجم ىوعدـلا ١٠١٧٠٩٢٧٣٣ ةـيماظنلا ةداـعإ ، ةـيالو ،) ھغلبت دروأ ھساـمتلا ضا : درب اق تتو اـ الو رظنلا رـشلا ثـيح ـ ا ايمـسر رظنلاالوأ ـ مـقر : ةـمكحمب دـيقملا ةيعرـشلا نأ ( إف ص يفكي ھـيف ا ىوعدلا عملا مـك مـقرب لوـبق نـ ( اـعوضوم وـلو ، ذـيفنتلا غيلبت ةركذملا وـ ع ةفنأتـسملا ةـيماظنلاو .ءاربإلاب ةـفلاخم دـع و ع دـقاف فنأتـسملا ـالو كا ساـمتل 4713765960 مدـقملاو رـص ) دع ةـقتاع ةـظفاحمب مقر و ءارب نـم ( ةح ةـيالو فنأتـسملا ةيـضا ظ غ ھباـس ةيل الكـش 4713404041 رظنلا ھـل ةدـج ر ،) : ، لـبق دـمحم ع ءانب صنل و ناندـع ـسملا ع راتو حي نإف نودو خـ ةـيعطقلا دن تردصأ ا دملا إ .اـعوضومو ام بابـس ماظنلا : ماـظن دـمحأ 01 4731639254 ذإ ز دـقو ) ةرئادـلا / اقت ـالوأ لع اـيناث : ال ماـصتخا : ةرئادلا . يزار تصن دنـس 05 اـ راتو ـ نإ / / وـلا ردـص ليحت ا املو خـ ا ءاـغلإ ( ھيلع دـقعنت ا ةدـقاف ا وأ ھنأـب ھيلإ 03 ناندـع يذـيفنت تناـ مـك 1447 ةيئادتب : / كلذ مـك دـق ؛ـ مـك ع اعنم ھـملع 06 مـت ءاـنب ةـيل لـحم مث مكح / دـمحا وأ ةداملا ع ةـموص ا ىوعدـلا نـم ـع مقر راركتلل سمتلملا دـق اقلا ، اـم ھـغلبت 1447 ساـبع مـل قـقحتلا اعرـش تمدـقت بجوـمب 17 ز ه تتو ضا ) الإ ھـيلع نـم ھنإـف نـكي نم تـصن تـميقأ كـص امب ھيلع ماظن ليثمتب نود مقر الثمم ردـص لطاـب ميدـقت ةفنأتـسملا ـ ل ي : ةداـعإو ص رداـصلا اقولا ع ع ھقتاع يدمحم عدمحم ا يزار لا و ة ةينطولا ۷٤۸٦۵۰۷۰۰۱ يدوعس دم ھيلع فنأتسم هدض ھماسأ نب دمحا نب سابع ز لا و ة ةينطولا ۱۰۳۷۱۰۸۰۰۱ يدوعس دملا فنأتسم مس عون لا و ة مقر لا و ة ا ةيس ھتفص ةيضقلاب</w:t>
       </w:r>
     </w:p>
     <w:p>

--- a/zaini_case_audit_output/outputs/word/documents/057_حكم نهائي بنقض حكم ابراء ذمة الشيخ أسامة من طلب تنفيذ الوالدة عاتقة الحرازي - 22.docx
+++ b/zaini_case_audit_output/outputs/word/documents/057_حكم نهائي بنقض حكم ابراء ذمة الشيخ أسامة من طلب تنفيذ الوالدة عاتقة الحرازي - 22.docx
@@ -78,7 +78,71 @@
           <w:b w:val="0"/>
           <w:i w:val="0"/>
         </w:rPr>
-        <w:t>أسامھ بن احمد بن عباس زيني</w:t>
+        <w:t>[صفحة 1]</w:t>
+        <w:br/>
+        <w:t>حصت العربية السعودية صك رقم 87١41١41١1"1/اء‏</w:t>
+        <w:br/>
+        <w:t>مي _-_-_-</w:t>
+        <w:br/>
+        <w:t>#6</w:t>
+        <w:br/>
+        <w:t>محكمة الاستئناف بمحافقظة جدة رقم الصفحة: ‎١‏ نا</w:t>
+        <w:br/>
+        <w:t>0 ‏١440/.0/97‎ :كصلا خيرات | لوألا ةيقوقحلا ةرئادلا</w:t>
+        <w:br/>
+        <w:t>الحمد لله والصلاة والسلام على رسول الله أما يعد:</w:t>
+        <w:br/>
+        <w:t>فلدى الدائرة الحقوقية الأولى وبناء على القاضية رقم ‎852591١‏ الالا2 وتاريخ ./5.//ا55١‏ ه</w:t>
+        <w:br/>
+        <w:t>با ا سك 330272727 ةيضقلا قارطط اد لل</w:t>
+        <w:br/>
+        <w:t>أسامهابن احمد بن عباس زيني الهوية الوطنية 0 سعودي المدعي مستأئقة</w:t>
+        <w:br/>
+        <w:t>عاتقه محمديحي محمدعلى الحرازي الهوية الوطنية 0 1.01.8184 ‎00١‏ سعودي مدعى عليه مستأئف ضدة</w:t>
+        <w:br/>
+        <w:t>بما أن وقائع القضية قد أوردها الحكم المستأنف رقم (4731639254) وتاريخ (03 / 06 / 1447 ه) الصادر</w:t>
+        <w:br/>
+        <w:t>من دائرة التنفيذ (الثانية) بمحكمة التنفيذ بمحافظة جدة, فإن الدائرة تحيل إليه منعاً للتكرارء وتتلخص في</w:t>
+        <w:br/>
+        <w:t>أن الملتمس يطلب في التماسه: أولًا: قبول الالتماس شكلا وموضوعاً. ثانياً: إلغاء الحكم الملتمس عليه وإعادة</w:t>
+        <w:br/>
+        <w:t>النظر فيه والقضاء مجدداً برد الدعوى بالإبراء. وبعد النظر أصدرت الدائرة الابتدائية حكمها القاضي بما يلي:</w:t>
+        <w:br/>
+        <w:t>رفض طلب التماس إعادة النظر موضوعاً. والمقدم من قبل ولي المدعى علها/عدنان احمد عباس زيني سنجل</w:t>
+        <w:br/>
+        <w:t>مدني رقم (611/.5717/77١)ء‏ المقيد برقم (4713404041). وتاريخ 01 / 05 / 1447ه؛ ثم تقدمت المستأنفة</w:t>
+        <w:br/>
+        <w:t>المدعى عليها - بطلب الاعتراض رقم (4713765960) ويظهر على نظام تقاضي بأنه قد تم التحقق من تقديم</w:t>
+        <w:br/>
+        <w:t>الطلب أثناء المدة النظامية, وتتلخص المذكرة الاعتراضية في: الأسباب: أولاً: إن الحكم محل الاعتراض صدر في</w:t>
+        <w:br/>
+        <w:t>مواجهة على فاقد الأهلية الشرعية والنظامية ولا.ولاية له ودون اختصام الولي أو علمه أو تبلغه فإنه باطل</w:t>
+        <w:br/>
+        <w:t>شرعًا ونظامًا ويجوز إعادة النظر فيه ولو بعد اكتنسابه القطعية وقد صدر الحكم على من لم يكن ممثلاً</w:t>
+        <w:br/>
+        <w:t>تمثيلاً صحيحاً في الدعوى حيث أن المستأنفة عاتقة محمد يحيى الحرازي فاقدة الأهلية بموجب صك رقم</w:t>
+        <w:br/>
+        <w:t>(4630371972) وأن الولي الشرعي المعين هو المستأنف عدنان أحمد زيني. ولما كانت الدعوى قد أقيمت دون</w:t>
+        <w:br/>
+        <w:t>ليثمتب الإ اًعرش ةموصخلا دقعنت ال ذإ ماظنلا صنل ةحيرص ةفلاخم اهنإف اًيمسر هغيلبت نودو يلولا ماضتخا</w:t>
+        <w:br/>
+        <w:t>صحيح من الولي وثبوت تبلغه ولا يكفي تبليغ فاقد الاهلية بناء على ما نصت عليه ذلك المادة رقم 17 من“نظام</w:t>
+        <w:br/>
+        <w:t>المرافعات. ثانياً: انتفاء ولاية قاضي التنفيذ على الإبراء غير المستند إلى سند تنفيذي: بناء على ما نصت عليه</w:t>
+        <w:br/>
+        <w:t>الفقرة (١/؟)‏ من اللائحة التنفيذية لنظام التنفيذ على أن اختصاص قاضمي التنفيذ بالإبراء أو الصلح</w:t>
+        <w:br/>
+        <w:t>مشروط بأن يكون ذلك بموجب سند تنفيذي والذي ورد بيان أنواعه حصراً بنص المادة التاسعة من نظام</w:t>
+        <w:br/>
+        <w:t>التنفيذ وبإنزال نص المادة الآنفة على ورقة الإبراء التي يزعمها المستأنف ضده فإنها خارجة عن كونها سنداً</w:t>
+        <w:br/>
+        <w:t>تنفيذياً ولما لم يقدم الأخير أي سند تنفيذي وفق منصّوص النظام والذي يثبت الإبراء فإن الدائرة غير</w:t>
+        <w:br/>
+        <w:t>مختصة ولا.ولاية لها تنبسط على طلب الابراء طالما لم يبنى على سند تنفيذي وقد قررت المحكمة العليا في</w:t>
+        <w:br/>
+        <w:t>ةلثاملا ةعزانملا ىوعد يف مدقملا بلطلا تاذ يف لصفلا قبس:ًاثلاث ‏.(ه١54١ ماعل ‏/5ت١٠/*) مقر اهرارق</w:t>
+        <w:br/>
+        <w:t>وصدور حكم قضائي بعدم قبول طلب الإبراء ذاته ورده وذلك أن المستأنف ضده تقدم سابقًا بذات الطلب</w:t>
       </w:r>
     </w:p>
     <w:p>
@@ -91,7 +155,11 @@
           <w:b w:val="0"/>
           <w:i w:val="0"/>
         </w:rPr>
-        <w:t>أسامھ بن احمد بن عباس زيني</w:t>
+        <w:t>[صفحة 2]</w:t>
+        <w:br/>
+        <w:t>حصت العربية السعودية صك رقم 87١41١41١1"1/اء‏</w:t>
+        <w:br/>
+        <w:t>سس ى ٌ_ ن_ مس سس لح بلق 2</w:t>
       </w:r>
     </w:p>
     <w:p>
@@ -104,7 +172,75 @@
           <w:b w:val="0"/>
           <w:i w:val="0"/>
         </w:rPr>
-        <w:t>أسامھ بن احمد بن عباس زيني</w:t>
+        <w:t>محكمة الاستئناف بمحاقظة جدة رقم الصفحة: ؟ نا</w:t>
+        <w:br/>
+        <w:t>0 ‏١440/.0/97‎ :كصلا خيرات | لوألا ةيقوقحلا ةرئادلا</w:t>
+        <w:br/>
+        <w:t>أمام المحكمة التجارية ناظرة القضية الأصلية (محكمة الموضوع) وصدر الحكم بعدم قبول طلبه ورفض</w:t>
+        <w:br/>
+        <w:t>صنل ًاقفو هب يضقملا رمألا ةيجح بستكا دق ءاربإلا بلظ ٌضفرب يئاهنلا ةيراجتلا ةمكحملا مكحو هسامتلا</w:t>
+        <w:br/>
+        <w:t>المادة (87) من نظام الاثبات ومتى حاز الحكم قوة الأمُر المقضي فإنه يمنع الخصوم في الدعوى التي صدر فهها</w:t>
+        <w:br/>
+        <w:t>من العودة إلى المناقشة في المسألة التي فصل فها بأية دعوى تالية لما في ذلك من هدر لحجية الأحكام</w:t>
+        <w:br/>
+        <w:t>القضائية وزعزعة لاستقرارها وتسلسل لا-نهاية له و يترتب على ذلك بطلان الحكم محل لمخالفته نظام</w:t>
+        <w:br/>
+        <w:t>هذه ضن فلاخ ضارتعالا لحم مكحلاو يعطق يئاهن مكحب اهب موكحملا ىواعدلاب رظنلا زاوج مدعب تابثالا</w:t>
+        <w:br/>
+        <w:t>المادة مخالفة صريحه يوجب معبا نقضه وإعادة النظر فيه. رابعاً: مخالفة الحكم محل الاعتراض لنصالمادة</w:t>
+        <w:br/>
+        <w:t>(184) من نظام المزافعات الشرعية بناء على ما نصت عليه الفقرة (5) من ذات المادة وانه لما كان الحكم محل</w:t>
+        <w:br/>
+        <w:t>الاعتراض قد صدر في مواجهة قاصر فاقدة الأهلية واكتسب الصفة النهائية دون رفعه إلى الاستئناف لتدقيقه</w:t>
+        <w:br/>
+        <w:t>ضاخ املاط ةيضقلا رظان ةليضف بجي ملو ماعلا ماظنلاب قلعتي اًيرهوج ًءارجإ هتفلاخمل اًبيعم ءاج دقف اًبوجو</w:t>
+        <w:br/>
+        <w:t>في موضوع الالتماس كما هو بين من منطوقه عن هذه المخالفة وأغفلها البتة دون مسوغ الا ما يمكن اعتباره</w:t>
+        <w:br/>
+        <w:t>قصوراً في التسبيب يوجب النقض بكل وضوح. خامساً: وقوع غش وتدليس من المستأنف ضده من شأنه</w:t>
+        <w:br/>
+        <w:t>التأثير على الحكم إذا أنه أوهم الدائرة الموقرة بأهلية والدته مع علمه المسبق بعدم ولايتها وكذلك اخفاءه على</w:t>
+        <w:br/>
+        <w:t>مقام الدائرة سبق الفصل في ذات طلبه بالإبراء بحكم نهائي بات كما هو مبين بعالية محاولا الالتفات على</w:t>
+        <w:br/>
+        <w:t>درلا لثاملا هبلط لآم ناكل ةرقوملا ةرئادلا اهب تملع ول ًاماظن هعورشم ريغ قرطو بيلاسأب اهطاقساو قوقحلا</w:t>
+        <w:br/>
+        <w:t>شكلاً وموضّوعاً لذلك وبناءً على تحقق الشروط الشكلية والموضوعية لقبول الالتماس وإعادة النظر في</w:t>
+        <w:br/>
+        <w:t>الحكم بالإبراء. الطلبات: أولاٌ قبول الاعتراض شكلا وموضوعاً. ثانياً: إلغاء الحكم المعترض عليه وإعادة النظر</w:t>
+        <w:br/>
+        <w:t>فيه والقضاء مجدداً برد الدعوى بالإبراء. وأحيلت القضية للدائرة لنظرها تدقيقا. وبعد الاطلاع ودراسة أوراق</w:t>
+        <w:br/>
+        <w:t>القضية والحكم الصادر فها والاعتراض المقدم عليه. وحيث إن الاعتراض قد قدم خلال الأجل المحدد نظاماً</w:t>
+        <w:br/>
+        <w:t>ومن ثم فهو مقبول شكلاًء وأما من حيث الموضوّع واستنادا للمادة (190) من نظام المرافعات الشرعية والمادة</w:t>
+        <w:br/>
+        <w:t>(28) الفقرة (3) من اللائحة التنفيذية لطرق الاعتراض على الأجكام فقد تقرر نظر القضية والسير فيها مرافعة</w:t>
+        <w:br/>
+        <w:t>وفها حضر المستأنف وحضر المستأنف ضده وأحال المستأنف للائحة الاعتراض المقدمة منهم. وجرى عرضها</w:t>
+        <w:br/>
+        <w:t>على المستأنف ضده فأبرز رده مكتوبا ونصه: فهذا جوابنا على ما ورد في مذكرة المستأنف وكالة على الحكم رقم</w:t>
+        <w:br/>
+        <w:t>(4731639254) وتاريخ 03/06/1447هء. الصادر من دائرة التنفيذ الثانية بمحكمة التنفيئن بجدة في</w:t>
+        <w:br/>
+        <w:t>القضية رقم (7441864931) وتاريخ 08/04/1447ه: بداية فإن جميع ما احتوت عليه مذكرة الاعتراض</w:t>
+        <w:br/>
+        <w:t>مكرر سبق وأن قدمَه المعترض وكالة وفندت أسباب الحكم هذه الأمور سواء في الحكم الابتدائي أو في التماس</w:t>
+        <w:br/>
+        <w:t>إعادة النظرء فلم يأت بأي جديد وتفصيل ردنا علها ما يلي: أولاً: ليس صحيحا أن الحكم محل الاعتراض صدر</w:t>
+        <w:br/>
+        <w:t>دون تبليغ أو إعلام فالثابت أن صك الحكم رقم (4731461703) وتاريخ 13/04/1447ه في القضية رقم</w:t>
+        <w:br/>
+        <w:t>(4771864931) وتاريخ 8/04/1447ه تضِمن في ص1 السطر 7 بأنه تم تبليغه بموجب مهمة التبليغ</w:t>
+        <w:br/>
+        <w:t>الإلكترونية رقم (804332242). وفي ص 2 السطر 19 والذي تم التبليغ أيضا بموجب مهمة التبليغ</w:t>
+        <w:br/>
+        <w:t>الإلكترونية رقم (804620836). فإذا كان الأمر كذلك وأن التبليّغ تم صحيحاء وحيث إن المنوط بالولي متابعة</w:t>
+        <w:br/>
+        <w:t>التبليغات والإجراءات النظامية. وقد قصر في ذلك فهو مفرط والمفرط أولى بالخسارة. ولما سبق فما أثاره في</w:t>
+        <w:br/>
+        <w:t>خامسا. من مذكرته الاعتراضية من وجود غش وتدليس من موكلي من شأنه التأثير على الحكم يرد عليه بأن ما</w:t>
       </w:r>
     </w:p>
     <w:p>
@@ -117,7 +253,9 @@
           <w:b w:val="0"/>
           <w:i w:val="0"/>
         </w:rPr>
-        <w:t>أسامھ بن احمد بن عباس زيني</w:t>
+        <w:t>[صفحة 3]</w:t>
+        <w:br/>
+        <w:t>حصت العربية السعودية صك رقم 5147١141"/اء‏</w:t>
       </w:r>
     </w:p>
     <w:p>
@@ -130,7 +268,69 @@
           <w:b w:val="0"/>
           <w:i w:val="0"/>
         </w:rPr>
-        <w:t>أسامھ بن احمد بن عباس زيني</w:t>
+        <w:t>م يبب بل 2س</w:t>
+        <w:br/>
+        <w:t>محكمة الاستئناف بمحاقظة جدة رقم الصفحة: + نا</w:t>
+        <w:br/>
+        <w:t>[ك1 ل ‏١450/.0/55‎ :كصلا خيرات | ىلوألا ةيقوقحلا ةرئادلا</w:t>
+        <w:br/>
+        <w:t>ذكره مجرد دعوى مفتقرة للدليل فلم يقدم المستأنف دليلا.واحدا معتبرا على هذا الغش والتدليسء بل إن ما</w:t>
+        <w:br/>
+        <w:t>ذكره كدليل على هذا الغش وهو أن والدة موكايٌ ليست ذات أهليه هو دليل على تقصير المستأنف وتفريطه</w:t>
+        <w:br/>
+        <w:t>فالولي مسؤول عن الوالدة وعن جوالاتها وصحتها وكل ممتلكاتهاء وكونه لا. يتفقد هذه الأمور فهو غير جدير</w:t>
+        <w:br/>
+        <w:t>بالولاية علهاء ويدل على تفريطه. والمفرط أولى بالخسارة. كمسا أن موكلي لم يخفي شيئا بل رفع دعوى</w:t>
+        <w:br/>
+        <w:t>.اًشغ اذه نوكي فيكف .ماظنلا قيرط نع غيلبتلا متو .ةربتعملاو ةحيحصلا ةيماظنلا اهتاءارجإ ةفاك تلمكتسا</w:t>
+        <w:br/>
+        <w:t>ثانيا: ما ادعاه من انتفاء ولاية قاضي التنفيذ على الإبراء غير المستند إلى سند تنفيذي غير صحيح:؛ والصحيح</w:t>
+        <w:br/>
+        <w:t>هو ثبوت الولاية لقاضي التنفيذ بالمادة (3/3) من اللائحة التنفيذية لنظام التنفيذ, والتي تنص على: "إذا دفع</w:t>
+        <w:br/>
+        <w:t>دعب ليجأتلا وأ ,ةلاوحلا وأ -. يذيفنت دنس بجومب - ةصاقملا وأ ,.حلصلا وأ .ءاربإلا وأ :ءافولاب هدض ذفنملا</w:t>
+        <w:br/>
+        <w:t>صدور السند التنفيذي فبي منن اختصاص قاضيي التنفيذ". وبالمادة (9/7) من نظام التنفيذ ونصها: "7-</w:t>
+        <w:br/>
+        <w:t>دعي" :اهصنو تابثإلا ماظن نم (29/1) ةداملابو ."اًيئزج وأ ءاّيلك اهاوتحم قاقحتساب رقي يتلا ةيداعلا قاروألا</w:t>
+        <w:br/>
+        <w:t>المحرّر العادي صادراً ممن وقعه وحجة عليه؛ مالم ينكر صراحة ما هو منسوب إليه من خط أو إمضاء أو</w:t>
+        <w:br/>
+        <w:t>ختم أو بصمة. أو ينكر ذلك خَلَدُه أو ينفي علمه بأن الخط أو الإمضاء أو الختم أو البصمة هي لمن تلقى عنه</w:t>
+        <w:br/>
+        <w:t>الحق". فقد تم الإبراء صحيحا وأقرت فيه والدة موكلي صراحة قبل ثبوت الولاية علها بإبراء موكلي (ابنها) من</w:t>
+        <w:br/>
+        <w:t>كافة الديون والمستحقات التي عليه. علما بأن تاريخ سند الإبراء هو : 25/08/1445»: بينما حكم الولاية من</w:t>
+        <w:br/>
+        <w:t>المستأنف على الوالدة كان بتاريخ: 24/04/1446. أي بعد سند الإبراء بما يقرب من السنةء وهذا سند محرر</w:t>
+        <w:br/>
+        <w:t>من الوالدة عاتقة إلى انها المستأنف ضده في وقت لم يكن علها ولاية من احد ولم تكن قاصراء كما أنه لم ينكر</w:t>
+        <w:br/>
+        <w:t>أحد هذا المحرر ولم يطعن فيه أحد بالتزويرء كما أن هذا الإبراء عليه بصمتها ووقع عليه شاهدان لم يجرح</w:t>
+        <w:br/>
+        <w:t>عدالتهما أحد. ثالثا: ما ذكره من“"سبق الفصل في الدعوى من قبل المحكمة التجارية فقد نصت أسباب الحكم</w:t>
+        <w:br/>
+        <w:t>المستأنف ضده الرد الوافي على هذا الدفع :في ص (5) من الحكم ونصه: "وبالاطلاع على الحكم المرفق رقم</w:t>
+        <w:br/>
+        <w:t>(4630548401) وتاريخ 18/06/1446ه الصادّر من المحكمة التجارية بمحافظة جدة: تبين أنه لم يتناول</w:t>
+        <w:br/>
+        <w:t>موضوع الإبراءء وإنما انتبى إلى عدم قبول الالتماس -المقدم :من الملتمس ضده في هذه القضية- لعدم انطباق</w:t>
+        <w:br/>
+        <w:t>الحالة محل الالتماس". وعليه يتبين أن ما أثاره لا.وجه له وليمّن لديه فيه دليلء ويتعارض مع قواعد البراءة</w:t>
+        <w:br/>
+        <w:t>هأ .لوألا ةجردلا مكح دييأتو ضارتعالا ضفر :تابلطلا .ةيلصألا</w:t>
+        <w:br/>
+        <w:t>وبعد الاطلاع ودراسة أوراق القضبيةء والحكم الصادر فيهاء ولائحة الاعتراض المقدمة عليه؛ تبيّن أن الاعتراض</w:t>
+        <w:br/>
+        <w:t>قّيِّم خلا الأجل المحدد نظاماً. واستوف أوضاعه الشكلية المقررة. فيكون مقبولاءً شكلاً. وأما من حيث</w:t>
+        <w:br/>
+        <w:t>الموضوع؛ فإنه لما كان الثابت بالأوراق صدور صك الولاية رقم (4630371972) وتاريخ 24/4/1446ه قبل</w:t>
+        <w:br/>
+        <w:t>صدور الحكم الملتمس عليه, وكانت المدعى علها قد ثبت فقدٌ أهليها بموجب ذلك الصكء. فإن اختصامها</w:t>
+        <w:br/>
+        <w:t>شخصياً في الدعوى دون تمثيلها بولها الشرعي -مع علم المدعي اليقيني بصدور صك الولاية حسبما تم إثباته</w:t>
+        <w:br/>
+        <w:t>في وقائع الصك الصادر من الدائرة الثانية المنوّه عنه- يُعد اختصاماً غير صحيح. وتكون الخصومة منعدمة</w:t>
       </w:r>
     </w:p>
     <w:p>
@@ -143,7 +343,9 @@
           <w:b w:val="0"/>
           <w:i w:val="0"/>
         </w:rPr>
-        <w:t>أسامھ بن احمد بن عباس زيني</w:t>
+        <w:t>[صفحة 4]</w:t>
+        <w:br/>
+        <w:t>حصت العربية السعودية صك رقم ‎14١5187‏ "الاء</w:t>
       </w:r>
     </w:p>
     <w:p>
@@ -156,7 +358,53 @@
           <w:b w:val="0"/>
           <w:i w:val="0"/>
         </w:rPr>
-        <w:t>أسامھ بن احمد بن عباس زيني</w:t>
+        <w:t>سس ى ٌ_ ن_ مس سس لح بلق 2</w:t>
+        <w:br/>
+        <w:t>محكمة الاستئناف بمحاقظة جدة رقم الصفحة: ‏ 4 نا</w:t>
+        <w:br/>
+        <w:t>[ك1 ل ‏١450/.0/55‎ :كصلا خيرات | ىلوألا ةيقوقحلا ةرئادلا</w:t>
+        <w:br/>
+        <w:t>شرعاً ونظاماً. ولا يترتب علها أثر. إذ لآ تنعقد الخصومة إلا بتمثيل صحيح. ولما نصت عليه الفقرة (ز) من أولاً</w:t>
+        <w:br/>
+        <w:t>من المادة (200) من نظام المرافعات الشرعية:؛ والمادتين (88/1) و(90/2) من النظام ذاته. من جواز التماس</w:t>
+        <w:br/>
+        <w:t>إعادة النظر ونقض الحكم متى صدر على من لم يكن ممثلاءًتمثيلاً صحيحاً. ولما كان هذا العيب متعلقاً</w:t>
+        <w:br/>
+        <w:t>بجاو ماظنلل ًافلاخم ردص دق نوكي هيلع سمتلملا مكحلا نإف .ةلحرم يأ يف هتراثإ زوجيو ماعلا ماظنلاب</w:t>
+        <w:br/>
+        <w:t>النقض. الأمر الذي تنتبي معه المحكمة إلى قبول الاستئناف موضوعاًء وقبول التماس إعادة النظر موضوعاً.</w:t>
+        <w:br/>
+        <w:t>ونقض الحكم. والحكم مجدداً بعدم صحة الحكم الملتمس عليه لعدم صحة الخصومة؛ لعدم قيافها على</w:t>
+        <w:br/>
+        <w:t>تمثيل صحيّح. وذلك كله وفقاًلما سيرد في منطوق الحكم, وللمدعي إقامة دعواه على الوجه الصحيح للنظر</w:t>
+        <w:br/>
+        <w:t>فيها.</w:t>
+        <w:br/>
+        <w:t>لذلك حكمت المحكمة بالآآتي: أولا- قبول الاستئناف شكلاً وَموضوءًا. ثانياً: نقض الحكم المستأنف رقم</w:t>
+        <w:br/>
+        <w:t>(4731639254) وتاريخ (03 / 06 / 1447 ه) الصادر من دائرة التنفيذ (الثانية) بمحكمة التنفيذ بمحافظة</w:t>
+        <w:br/>
+        <w:t>جدة.فيما قضى به من رفض طلب التماس إعادة النظر موضوعاًء والمقدم من قبل ولي المدعى علهها/عدنان</w:t>
+        <w:br/>
+        <w:t>احمد عباس زيني سجل مدني رقم ‎.)٠١١7.95717/77(‏ المقيد برقم (4713404041). وتاريخ 01 /.05 /</w:t>
+        <w:br/>
+        <w:t>7ه ثالثا: الحَكم مجددا بقبول التماس إعادة النظر شكلا وموضوعاً. والمقدم من قبل ولي المدعى</w:t>
+        <w:br/>
+        <w:t>علها/عدنان احمد عباس زيَقي سجل مدني رقم ‎,.)٠١11/.9171775(‏ المقيد برقم (4713404041). وتاريخ 01 /</w:t>
+        <w:br/>
+        <w:t>5 / 1447ه ونقض الحكم الصاد من دائرة التنفيذ الثانية بمحكمة التنفيذ بجدة رقم (4731639254)</w:t>
+        <w:br/>
+        <w:t>وتاريخ 14471613ه فيما قضى به من ثبوت إبراء المدعى عليها/عاتقه محمد يحي محمد على الحرازي سجل</w:t>
+        <w:br/>
+        <w:t>مدني رقم (1007056847).: للمدعي/أسامه بن احمد بن عباس زيني سجل مدني رقم (1008017301): من</w:t>
+        <w:br/>
+        <w:t>الطلب التنفيذي محل الدعوى والمقيد برقم (401024501240718) وتاريخ 8. / ؟ . / 545 ١ه‏ بمبلغ قدره</w:t>
+        <w:br/>
+        <w:t>(7.101719؟) سبعة وعشرون مليوناً وستمائة وواحد وخمسون ألفا ومئتان وتسعة عشر ربالا. سعوديا.</w:t>
+        <w:br/>
+        <w:t>لعدم قيام الدعوى على خصومة صحيحة وتمثيل نظامي معتبرء ويه تلغى جميع الآثار المترتبة على الحكم</w:t>
+        <w:br/>
+        <w:t>المنقوض. وباللّه التوفيق وصلى الله على نبينا محمد وعلى آله وصحبه وسلم.</w:t>
       </w:r>
     </w:p>
     <w:p>
@@ -169,111 +417,39 @@
           <w:b w:val="0"/>
           <w:i w:val="0"/>
         </w:rPr>
-        <w:t>أسامھ بن احمد بن عباس زيني</w:t>
-      </w:r>
-    </w:p>
-    <w:p>
-      <w:pPr>
-        <w:jc w:val="right"/>
-        <w:bidi/>
-      </w:pPr>
-      <w:r>
-        <w:rPr>
-          <w:b w:val="0"/>
-          <w:i w:val="0"/>
-        </w:rPr>
-        <w:t>ابع نب دمحا نب ھماسأ</w:t>
-      </w:r>
-    </w:p>
-    <w:p>
-      <w:pPr>
-        <w:jc w:val="right"/>
-        <w:bidi/>
-      </w:pPr>
-      <w:r>
-        <w:rPr>
-          <w:b w:val="0"/>
-          <w:i w:val="0"/>
-        </w:rPr>
-        <w:t>ابع نب دمحا نب ھماسأ</w:t>
-      </w:r>
-    </w:p>
-    <w:p>
-      <w:pPr>
-        <w:jc w:val="right"/>
-        <w:bidi/>
-      </w:pPr>
-      <w:r>
-        <w:rPr>
-          <w:b w:val="0"/>
-          <w:i w:val="0"/>
-        </w:rPr>
-        <w:t>: عد عد أما االله رسول ع ع والسلام والصلاة مد مد ا ا ـ ۱٤٤٤٤۷/۰٤/٤/۰۸۰۸ خ خ وتار ٤۷۷۱۸ ۷۷۱۸٦٤٦٤۹۳۱ ۹۳۱ رقم القضية ع ع ناء و و و و قوقية ا ا الدائرة فلدى</w:t>
-      </w:r>
-    </w:p>
-    <w:p>
-      <w:pPr>
-        <w:jc w:val="right"/>
-        <w:bidi/>
-      </w:pPr>
-      <w:r>
-        <w:rPr>
-          <w:b w:val="0"/>
-          <w:i w:val="0"/>
-        </w:rPr>
-        <w:t>ھتفص تسالاب فان فارطأ ةيضقلا ىدلف</w:t>
-      </w:r>
-    </w:p>
-    <w:p>
-      <w:pPr>
-        <w:jc w:val="right"/>
-        <w:bidi/>
-      </w:pPr>
-      <w:r>
-        <w:rPr>
-          <w:b w:val="0"/>
-          <w:i w:val="0"/>
-        </w:rPr>
-        <w:t>رارق اـ رودـصو ةـصتخم مـقر ـالو ( مـكح ةـيالو اـضق ل ي اـ /١٠٣ت٢/ نت مدـع ماـعل طـس ع لوـبق ١٤٤١ بـلط .)ـ بـلط اـثلاث ءارب : ءارب ھـتاذ قبـس املاـط مـل هدرو بي لـصفلا كـلذو ع نأ تاذ دنـس ايذـيفنت املو مـل مدـقي خ يأ دنـس يذـيفنت قـفو صوـصنم ماـظنلا ةرقفلا ذـيفنتلا ( طورـشم و ٣/٣ نأـب ) ي لازنإـ نـم نوـ صن كـلذ ةداملا ةـحئاللا بجوـمب ةـفن ع ةـيذيفنتلا دنـس ةـقرو ماـظنل يذـيفنت ءارب ـلا ذـيفنتلا يذـلاو ع درو معزي نأ اـ ناـيب ھعاوـنأ فنأتـسملا صاـصتخا فنأتـسملا بـلطلا يذـلاو هدـض يذـيفنت ثي إف هدـض مدـقملا دـقو اـ تـ مدـقت تررق ءارب ةـجراخ ىوـعدـقباس ا ةـمكحملا تاذـب ةـعزانملا اـيلعلا بلطلا ةلثاملا نإـف ةرئادـلا غ نـع و اـ ادنـس ارـصح صنب ةداملا ةعـساتلا نـم ماـظن اق ـ ذـيفنتلا ءاربـإلاب وأ ـصلا نأ دـم نم اـمب دملاعرشـ جاوم ي ضفر ا رظنلا ـاليثمت نأ بـلطلا حـي ةـ ماصتخا ةرئاد لع مـقر ـ .تاـعفارملا ع ھيف اـقو نم سمتلملا ( بـلط اـ ءاـنثأ ولاـماظنو ع - ا ولا اـيناث احي و : (4630371972 ذـيفنتلا ) ةدملا بـلطي دـقاف ( ءاضقلاو نودو ساـمتلا بـلطب زوـج ةيـضقلا نأو ءاـفتنا توبثو ـع دـق ةـيناثلا وـلا ) ةـيل ةداـعإ ھغيلبت اددجم ىوعدـلا ١٠١٧٠٩٢٧٣٣ ةـيماظنلا ةداـعإ ، ةـيالو ،) ھغلبت دروأ ھساـمتلا ضا : درب اق تتو اـ الو رظنلا رـشلا ثـيح ـ ا ايمـسر رظنلاالوأ ـ مـقر : ةـمكحمب دـيقملا ةيعرـشلا نأ ( إف ص يفكي ھـيف ا ىوعدلا عملا مـك مـقرب لوـبق نـ ( اـعوضوم وـلو ، ذـيفنتلا غيلبت ةركذملا وـ ع ةفنأتـسملا ةـيماظنلاو .ءاربإلاب ةـفلاخم دـع و ع دـقاف فنأتـسملا ـالو كا ساـمتل 4713765960 مدـقملاو رـص ) دع ةـقتاع ةـظفاحمب مقر و ءارب نـم ( ةح ةـيالو فنأتـسملا ةيـضا ظ غ ھباـس ةيل الكـش 4713404041 رظنلا ھـل ةدـج ر ،) : ، لـبق دـمحم ع ءانب صنل و ناندـع ـسملا ع راتو حي نإف نودو خـ ةـيعطقلا دن تردصأ ا دملا إ .اـعوضومو ام بابـس ماظنلا : ماـظن دـمحأ 01 4731639254 ذإ ز دـقو ) ةرئادـلا / اقت ـالوأ لع اـيناث : ال ماـصتخا : ةرئادلا . يزار تصن دنـس 05 اـ راتو ـ نإ / / وـلا ردـص ليحت ا املو خـ ا ءاـغلإ ( ھيلع دـقعنت ا ةدـقاف ا وأ ھنأـب ھيلإ 03 ناندـع يذـيفنت تناـ مـك 1447 ةيئادتب : / كلذ مـك دـق ؛ـ مـك ع اعنم ھـملع 06 مـت ءاـنب ةـيل لـحم مث مكح / دـمحا وأ ةداملا ع ةـموص ا ىوعدـلا نـم ـع مقر راركتلل سمتلملا دـق اقلا ، اـم ھـغلبت 1447 ساـبع مـل قـقحتلا اعرـش تمدـقت بجوـمب 17 ز ه تتو ضا ) الإ ھـيلع نـم ھنإـف نـكي نم تـصن تـميقأ كـص امب ھيلع ماظن ليثمتب نود مقر الثمم ردـص لطاـب ميدـقت ةفنأتـسملا ـ ل ي : ةداـعإو ص رداـصلا اقولا ع ع ھقتاع يدمحم عدمحم ا يزار لا و ة ةينطولا ۷٤۸٦۵۰۷۰۰۱ يدوعس دم ھيلع فنأتسم هدض ھماسأ نب دمحا نب سابع ز لا و ة ةينطولا ۱۰۳۷۱۰۸۰۰۱ يدوعس دملا فنأتسم مس عون لا و ة مقر لا و ة ا ةيس ھتفص ةيضقلاب</w:t>
-      </w:r>
-    </w:p>
-    <w:p>
-      <w:pPr>
-        <w:jc w:val="right"/>
-        <w:bidi/>
-      </w:pPr>
-      <w:r>
-        <w:rPr>
-          <w:b w:val="0"/>
-          <w:i w:val="0"/>
-        </w:rPr>
-        <w:t>رقم صك ٤۷۳۱۸۱٤۱۵۳</w:t>
-      </w:r>
-    </w:p>
-    <w:p>
-      <w:pPr>
-        <w:jc w:val="right"/>
-        <w:bidi/>
-      </w:pPr>
-      <w:r>
-        <w:rPr>
-          <w:b w:val="0"/>
-          <w:i w:val="0"/>
-        </w:rPr>
-        <w:t>رات ـخ صلا ـك : ۲۲/۷۰/۷٤٤۱ مقر حفصلا ـة : ۱ ةرئادلا ةيقوق ا و ةمكحم فان تس ةظفاحمب ةدج</w:t>
-      </w:r>
-    </w:p>
-    <w:p>
-      <w:pPr>
-        <w:jc w:val="right"/>
-        <w:bidi/>
-      </w:pPr>
-      <w:r>
-        <w:rPr>
-          <w:b w:val="0"/>
-          <w:i w:val="0"/>
-        </w:rPr>
-        <w:t>[ملاحظة المعالجة: النص الأصلي لملف PDF مستخرج بترميز عربي معكوس ومشوش في معظمه ويمتد لخمس صفحات. خلاصة المنطوق القابل للقراءة: صك حكم رقم 4731814153 وتاريخ 1447/07/22هـ صادر عن الدائرة الحقوقية بمحكمة الاستئناف بمحافظة جدة، يقضي بقبول الاستئناف شكلا وموضوعا ونقض الحكم المستأنف رقم 4731639254 وتاريخ 03/06/1447هـ الصادر من دائرة التنفيذ الثانية بمحكمة التنفيذ بجدة، فيما قضى به من ثبوت إبراء المدعى عليها عاتقة محمد يحيى محمد علي الحرازي للمدعي أسامة بن احمد بن عباس زيني من الطلب التنفيذي المقيد برقم 401024501240718 وتاريخ 08/04/1445هـ بمبلغ قدره (27,651,219) ريال، والحكم مجددا بعدم صحة الخصومة. رئيس الدائرة خالد عبدالله محمد السليم، وعضوا الدائرة مقرن صالح مقرن المقرن وعبدالعزيز زيد عبدالكريم الفايز.]</w:t>
+        <w:t>[صفحة 5]</w:t>
+        <w:br/>
+        <w:t>ةيدوعسلا ةيبرعلا ةكلمملا</w:t>
+        <w:br/>
+        <w:t>فتك وزارة العدل صك رقم ها اىاثالاء</w:t>
+        <w:br/>
+        <w:t>لكا لها</w:t>
+        <w:br/>
+        <w:t>0</w:t>
+        <w:br/>
+        <w:t>01</w:t>
+        <w:br/>
+        <w:t>محكمة الاستئناف بمحافظة جدة رقم الصفحة: ه 0 1</w:t>
+        <w:br/>
+        <w:t>[س] تزول ‏١41/.1/77‎ :كصلا خيرات لوألا ةيقوقحلا ةرئادلا</w:t>
+        <w:br/>
+        <w:t>ةيربجلا ةوقلا لامعتسا ىلإ ىدأ ولو ةعبتملا</w:t>
+        <w:br/>
+        <w:t>ماكحألاو ىواعدلاةرادإ 111107</w:t>
+        <w:br/>
+        <w:t>0</w:t>
+        <w:br/>
+        <w:t>ةيئاضقلا ةرئادلا سيئ ةرئادلا وضع ةرئادلا وضع</w:t>
+        <w:br/>
+        <w:t>ميلسلا دمحم هللا دبع نلاخ نرقملا نرقم حلاص نرقم زيافلا ميركلادبع ديز زيزعلادبع</w:t>
+        <w:br/>
+        <w:t>000 0 0</w:t>
+        <w:br/>
+        <w:t>ا 0 م</w:t>
+        <w:br/>
+        <w:t>0 ا يك</w:t>
+        <w:br/>
+        <w:t>0 0 يت</w:t>
       </w:r>
     </w:p>
     <w:sectPr>

--- a/zaini_case_audit_output/outputs/word/documents/057_حكم نهائي بنقض حكم ابراء ذمة الشيخ أسامة من طلب تنفيذ الوالدة عاتقة الحرازي - 22.docx
+++ b/zaini_case_audit_output/outputs/word/documents/057_حكم نهائي بنقض حكم ابراء ذمة الشيخ أسامة من طلب تنفيذ الوالدة عاتقة الحرازي - 22.docx
@@ -70,23 +70,60 @@
     <w:p/>
     <w:p>
       <w:pPr>
+        <w:pStyle w:val="Heading2"/>
         <w:jc w:val="right"/>
         <w:bidi/>
       </w:pPr>
       <w:r>
-        <w:rPr>
-          <w:b w:val="0"/>
-          <w:i w:val="0"/>
-        </w:rPr>
-        <w:t>[صفحة 1]</w:t>
+        <w:t>صفحة 1</w:t>
+      </w:r>
+    </w:p>
+    <w:p>
+      <w:pPr>
+        <w:pStyle w:val="Heading2"/>
+        <w:jc w:val="right"/>
+        <w:bidi/>
+      </w:pPr>
+      <w:r>
+        <w:t>[بيانات الأطراف: المدعي / المدعى عليه / الحاضرون] ===</w:t>
         <w:br/>
         <w:t>حصت العربية السعودية صك رقم 87١41١41١1"1/اء‏</w:t>
+      </w:r>
+    </w:p>
+    <w:p>
+      <w:pPr>
+        <w:pStyle w:val="Heading2"/>
+        <w:jc w:val="right"/>
+        <w:bidi/>
+      </w:pPr>
+      <w:r>
+        <w:t>[نص الضبط / الحكم — المتن الفعلي] ===</w:t>
         <w:br/>
         <w:t>مي _-_-_-</w:t>
         <w:br/>
         <w:t>#6</w:t>
+      </w:r>
+    </w:p>
+    <w:p>
+      <w:pPr>
+        <w:pStyle w:val="Heading2"/>
+        <w:jc w:val="right"/>
+        <w:bidi/>
+      </w:pPr>
+      <w:r>
+        <w:t>[ترويسة / كليشة وزارة العدل — معلومات رسمية متكررة] ===</w:t>
         <w:br/>
         <w:t>محكمة الاستئناف بمحافقظة جدة رقم الصفحة: ‎١‏ نا</w:t>
+      </w:r>
+    </w:p>
+    <w:p>
+      <w:pPr>
+        <w:pStyle w:val="Heading2"/>
+        <w:jc w:val="right"/>
+        <w:bidi/>
+      </w:pPr>
+      <w:r>
+        <w:t>[نص الضبط / الحكم — المتن الفعلي] ===</w:t>
         <w:br/>
         <w:t>0 ‏١440/.0/97‎ :كصلا خيرات | لوألا ةيقوقحلا ةرئادلا</w:t>
         <w:br/>
@@ -95,8 +132,28 @@
         <w:t>فلدى الدائرة الحقوقية الأولى وبناء على القاضية رقم ‎852591١‏ الالا2 وتاريخ ./5.//ا55١‏ ه</w:t>
         <w:br/>
         <w:t>با ا سك 330272727 ةيضقلا قارطط اد لل</w:t>
+      </w:r>
+    </w:p>
+    <w:p>
+      <w:pPr>
+        <w:pStyle w:val="Heading2"/>
+        <w:jc w:val="right"/>
+        <w:bidi/>
+      </w:pPr>
+      <w:r>
+        <w:t>[بيانات الأطراف: المدعي / المدعى عليه / الحاضرون] ===</w:t>
         <w:br/>
         <w:t>أسامهابن احمد بن عباس زيني الهوية الوطنية 0 سعودي المدعي مستأئقة</w:t>
+      </w:r>
+    </w:p>
+    <w:p>
+      <w:pPr>
+        <w:pStyle w:val="Heading2"/>
+        <w:jc w:val="right"/>
+        <w:bidi/>
+      </w:pPr>
+      <w:r>
+        <w:t>[نص الضبط / الحكم — المتن الفعلي] ===</w:t>
         <w:br/>
         <w:t>عاتقه محمديحي محمدعلى الحرازي الهوية الوطنية 0 1.01.8184 ‎00١‏ سعودي مدعى عليه مستأئف ضدة</w:t>
         <w:br/>
@@ -147,32 +204,58 @@
     </w:p>
     <w:p>
       <w:pPr>
+        <w:pStyle w:val="Heading2"/>
         <w:jc w:val="right"/>
         <w:bidi/>
       </w:pPr>
       <w:r>
-        <w:rPr>
-          <w:b w:val="0"/>
-          <w:i w:val="0"/>
-        </w:rPr>
-        <w:t>[صفحة 2]</w:t>
+        <w:t>صفحة 2</w:t>
+      </w:r>
+    </w:p>
+    <w:p>
+      <w:pPr>
+        <w:pStyle w:val="Heading2"/>
+        <w:jc w:val="right"/>
+        <w:bidi/>
+      </w:pPr>
+      <w:r>
+        <w:t>[بيانات الأطراف: المدعي / المدعى عليه / الحاضرون] ===</w:t>
         <w:br/>
         <w:t>حصت العربية السعودية صك رقم 87١41١41١1"1/اء‏</w:t>
+      </w:r>
+    </w:p>
+    <w:p>
+      <w:pPr>
+        <w:pStyle w:val="Heading2"/>
+        <w:jc w:val="right"/>
+        <w:bidi/>
+      </w:pPr>
+      <w:r>
+        <w:t>[نص الضبط / الحكم — المتن الفعلي] ===</w:t>
         <w:br/>
         <w:t>سس ى ٌ_ ن_ مس سس لح بلق 2</w:t>
       </w:r>
     </w:p>
     <w:p>
       <w:pPr>
+        <w:pStyle w:val="Heading2"/>
         <w:jc w:val="right"/>
         <w:bidi/>
       </w:pPr>
       <w:r>
-        <w:rPr>
-          <w:b w:val="0"/>
-          <w:i w:val="0"/>
-        </w:rPr>
+        <w:t>[ترويسة / كليشة وزارة العدل — معلومات رسمية متكررة] ===</w:t>
+        <w:br/>
         <w:t>محكمة الاستئناف بمحاقظة جدة رقم الصفحة: ؟ نا</w:t>
+      </w:r>
+    </w:p>
+    <w:p>
+      <w:pPr>
+        <w:pStyle w:val="Heading2"/>
+        <w:jc w:val="right"/>
+        <w:bidi/>
+      </w:pPr>
+      <w:r>
+        <w:t>[نص الضبط / الحكم — المتن الفعلي] ===</w:t>
         <w:br/>
         <w:t>0 ‏١440/.0/97‎ :كصلا خيرات | لوألا ةيقوقحلا ةرئادلا</w:t>
         <w:br/>
@@ -245,40 +328,86 @@
     </w:p>
     <w:p>
       <w:pPr>
+        <w:pStyle w:val="Heading2"/>
         <w:jc w:val="right"/>
         <w:bidi/>
       </w:pPr>
       <w:r>
-        <w:rPr>
-          <w:b w:val="0"/>
-          <w:i w:val="0"/>
-        </w:rPr>
-        <w:t>[صفحة 3]</w:t>
+        <w:t>صفحة 3</w:t>
+      </w:r>
+    </w:p>
+    <w:p>
+      <w:pPr>
+        <w:pStyle w:val="Heading2"/>
+        <w:jc w:val="right"/>
+        <w:bidi/>
+      </w:pPr>
+      <w:r>
+        <w:t>[بيانات الأطراف: المدعي / المدعى عليه / الحاضرون] ===</w:t>
         <w:br/>
         <w:t>حصت العربية السعودية صك رقم 5147١141"/اء‏</w:t>
       </w:r>
     </w:p>
     <w:p>
       <w:pPr>
+        <w:pStyle w:val="Heading2"/>
         <w:jc w:val="right"/>
         <w:bidi/>
       </w:pPr>
       <w:r>
-        <w:rPr>
-          <w:b w:val="0"/>
-          <w:i w:val="0"/>
-        </w:rPr>
+        <w:t>[نص الضبط / الحكم — المتن الفعلي] ===</w:t>
+        <w:br/>
         <w:t>م يبب بل 2س</w:t>
+      </w:r>
+    </w:p>
+    <w:p>
+      <w:pPr>
+        <w:pStyle w:val="Heading2"/>
+        <w:jc w:val="right"/>
+        <w:bidi/>
+      </w:pPr>
+      <w:r>
+        <w:t>[ترويسة / كليشة وزارة العدل — معلومات رسمية متكررة] ===</w:t>
         <w:br/>
         <w:t>محكمة الاستئناف بمحاقظة جدة رقم الصفحة: + نا</w:t>
+      </w:r>
+    </w:p>
+    <w:p>
+      <w:pPr>
+        <w:pStyle w:val="Heading2"/>
+        <w:jc w:val="right"/>
+        <w:bidi/>
+      </w:pPr>
+      <w:r>
+        <w:t>[نص الضبط / الحكم — المتن الفعلي] ===</w:t>
         <w:br/>
         <w:t>[ك1 ل ‏١450/.0/55‎ :كصلا خيرات | ىلوألا ةيقوقحلا ةرئادلا</w:t>
         <w:br/>
         <w:t>ذكره مجرد دعوى مفتقرة للدليل فلم يقدم المستأنف دليلا.واحدا معتبرا على هذا الغش والتدليسء بل إن ما</w:t>
         <w:br/>
         <w:t>ذكره كدليل على هذا الغش وهو أن والدة موكايٌ ليست ذات أهليه هو دليل على تقصير المستأنف وتفريطه</w:t>
+      </w:r>
+    </w:p>
+    <w:p>
+      <w:pPr>
+        <w:pStyle w:val="Heading2"/>
+        <w:jc w:val="right"/>
+        <w:bidi/>
+      </w:pPr>
+      <w:r>
+        <w:t>[ترويسة / كليشة وزارة العدل — معلومات رسمية متكررة] ===</w:t>
         <w:br/>
         <w:t>فالولي مسؤول عن الوالدة وعن جوالاتها وصحتها وكل ممتلكاتهاء وكونه لا. يتفقد هذه الأمور فهو غير جدير</w:t>
+      </w:r>
+    </w:p>
+    <w:p>
+      <w:pPr>
+        <w:pStyle w:val="Heading2"/>
+        <w:jc w:val="right"/>
+        <w:bidi/>
+      </w:pPr>
+      <w:r>
+        <w:t>[نص الضبط / الحكم — المتن الفعلي] ===</w:t>
         <w:br/>
         <w:t>بالولاية علهاء ويدل على تفريطه. والمفرط أولى بالخسارة. كمسا أن موكلي لم يخفي شيئا بل رفع دعوى</w:t>
         <w:br/>
@@ -335,32 +464,58 @@
     </w:p>
     <w:p>
       <w:pPr>
+        <w:pStyle w:val="Heading2"/>
         <w:jc w:val="right"/>
         <w:bidi/>
       </w:pPr>
       <w:r>
-        <w:rPr>
-          <w:b w:val="0"/>
-          <w:i w:val="0"/>
-        </w:rPr>
-        <w:t>[صفحة 4]</w:t>
+        <w:t>صفحة 4</w:t>
+      </w:r>
+    </w:p>
+    <w:p>
+      <w:pPr>
+        <w:pStyle w:val="Heading2"/>
+        <w:jc w:val="right"/>
+        <w:bidi/>
+      </w:pPr>
+      <w:r>
+        <w:t>[بيانات الأطراف: المدعي / المدعى عليه / الحاضرون] ===</w:t>
         <w:br/>
         <w:t>حصت العربية السعودية صك رقم ‎14١5187‏ "الاء</w:t>
       </w:r>
     </w:p>
     <w:p>
       <w:pPr>
+        <w:pStyle w:val="Heading2"/>
         <w:jc w:val="right"/>
         <w:bidi/>
       </w:pPr>
       <w:r>
-        <w:rPr>
-          <w:b w:val="0"/>
-          <w:i w:val="0"/>
-        </w:rPr>
+        <w:t>[نص الضبط / الحكم — المتن الفعلي] ===</w:t>
+        <w:br/>
         <w:t>سس ى ٌ_ ن_ مس سس لح بلق 2</w:t>
+      </w:r>
+    </w:p>
+    <w:p>
+      <w:pPr>
+        <w:pStyle w:val="Heading2"/>
+        <w:jc w:val="right"/>
+        <w:bidi/>
+      </w:pPr>
+      <w:r>
+        <w:t>[ترويسة / كليشة وزارة العدل — معلومات رسمية متكررة] ===</w:t>
         <w:br/>
         <w:t>محكمة الاستئناف بمحاقظة جدة رقم الصفحة: ‏ 4 نا</w:t>
+      </w:r>
+    </w:p>
+    <w:p>
+      <w:pPr>
+        <w:pStyle w:val="Heading2"/>
+        <w:jc w:val="right"/>
+        <w:bidi/>
+      </w:pPr>
+      <w:r>
+        <w:t>[نص الضبط / الحكم — المتن الفعلي] ===</w:t>
         <w:br/>
         <w:t>[ك1 ل ‏١450/.0/55‎ :كصلا خيرات | ىلوألا ةيقوقحلا ةرئادلا</w:t>
         <w:br/>
@@ -409,27 +564,74 @@
     </w:p>
     <w:p>
       <w:pPr>
+        <w:pStyle w:val="Heading2"/>
         <w:jc w:val="right"/>
         <w:bidi/>
       </w:pPr>
       <w:r>
-        <w:rPr>
-          <w:b w:val="0"/>
-          <w:i w:val="0"/>
-        </w:rPr>
-        <w:t>[صفحة 5]</w:t>
+        <w:t>صفحة 5</w:t>
+      </w:r>
+    </w:p>
+    <w:p>
+      <w:pPr>
+        <w:pStyle w:val="Heading2"/>
+        <w:jc w:val="right"/>
+        <w:bidi/>
+      </w:pPr>
+      <w:r>
+        <w:t>[نص الضبط / الحكم — المتن الفعلي] ===</w:t>
         <w:br/>
         <w:t>ةيدوعسلا ةيبرعلا ةكلمملا</w:t>
+      </w:r>
+    </w:p>
+    <w:p>
+      <w:pPr>
+        <w:pStyle w:val="Heading2"/>
+        <w:jc w:val="right"/>
+        <w:bidi/>
+      </w:pPr>
+      <w:r>
+        <w:t>[ترويسة / كليشة وزارة العدل — معلومات رسمية متكررة] ===</w:t>
         <w:br/>
         <w:t>فتك وزارة العدل صك رقم ها اىاثالاء</w:t>
+      </w:r>
+    </w:p>
+    <w:p>
+      <w:pPr>
+        <w:pStyle w:val="Heading2"/>
+        <w:jc w:val="right"/>
+        <w:bidi/>
+      </w:pPr>
+      <w:r>
+        <w:t>[نص الضبط / الحكم — المتن الفعلي] ===</w:t>
         <w:br/>
         <w:t>لكا لها</w:t>
         <w:br/>
         <w:t>0</w:t>
         <w:br/>
         <w:t>01</w:t>
+      </w:r>
+    </w:p>
+    <w:p>
+      <w:pPr>
+        <w:pStyle w:val="Heading2"/>
+        <w:jc w:val="right"/>
+        <w:bidi/>
+      </w:pPr>
+      <w:r>
+        <w:t>[ترويسة / كليشة وزارة العدل — معلومات رسمية متكررة] ===</w:t>
         <w:br/>
         <w:t>محكمة الاستئناف بمحافظة جدة رقم الصفحة: ه 0 1</w:t>
+      </w:r>
+    </w:p>
+    <w:p>
+      <w:pPr>
+        <w:pStyle w:val="Heading2"/>
+        <w:jc w:val="right"/>
+        <w:bidi/>
+      </w:pPr>
+      <w:r>
+        <w:t>[نص الضبط / الحكم — المتن الفعلي] ===</w:t>
         <w:br/>
         <w:t>[س] تزول ‏١41/.1/77‎ :كصلا خيرات لوألا ةيقوقحلا ةرئادلا</w:t>
         <w:br/>

--- a/zaini_case_audit_output/outputs/word/documents/057_حكم نهائي بنقض حكم ابراء ذمة الشيخ أسامة من طلب تنفيذ الوالدة عاتقة الحرازي - 22.docx
+++ b/zaini_case_audit_output/outputs/word/documents/057_حكم نهائي بنقض حكم ابراء ذمة الشيخ أسامة من طلب تنفيذ الوالدة عاتقة الحرازي - 22.docx
@@ -131,7 +131,7 @@
         <w:br/>
         <w:t>فلدى الدائرة الحقوقية الأولى وبناء على القاضية رقم ‎852591١‏ الالا2 وتاريخ ./5.//ا55١‏ ه</w:t>
         <w:br/>
-        <w:t>با ا سك 330272727 ةيضقلا قارطط اد لل</w:t>
+        <w:t>لل دا ططراق القضية 330272727 كس ا اب</w:t>
       </w:r>
     </w:p>
     <w:p>
@@ -579,9 +579,9 @@
         <w:bidi/>
       </w:pPr>
       <w:r>
-        <w:t>[نص الضبط / الحكم — المتن الفعلي] ===</w:t>
+        <w:t>[بيانات الأطراف: المدعي / المدعى عليه / الحاضرون] ===</w:t>
         <w:br/>
-        <w:t>ةيدوعسلا ةيبرعلا ةكلمملا</w:t>
+        <w:t>المملكة العربية السعودية</w:t>
       </w:r>
     </w:p>
     <w:p>

--- a/zaini_case_audit_output/outputs/word/documents/057_حكم نهائي بنقض حكم ابراء ذمة الشيخ أسامة من طلب تنفيذ الوالدة عاتقة الحرازي - 22.docx
+++ b/zaini_case_audit_output/outputs/word/documents/057_حكم نهائي بنقض حكم ابراء ذمة الشيخ أسامة من طلب تنفيذ الوالدة عاتقة الحرازي - 22.docx
@@ -97,7 +97,7 @@
         <w:bidi/>
       </w:pPr>
       <w:r>
-        <w:t>[نص الضبط / الحكم — المتن الفعلي] ===</w:t>
+        <w:t>[المتن الفعلي: الوقائع / الأسباب / المنطوق] ===</w:t>
         <w:br/>
         <w:t>مي _-_-_-</w:t>
         <w:br/>
@@ -111,7 +111,7 @@
         <w:bidi/>
       </w:pPr>
       <w:r>
-        <w:t>[ترويسة / كليشة وزارة العدل — معلومات رسمية متكررة] ===</w:t>
+        <w:t>[ترويسة / كليشة رسمية — معلومات متكررة] ===</w:t>
         <w:br/>
         <w:t>محكمة الاستئناف بمحافقظة جدة رقم الصفحة: ‎١‏ نا</w:t>
       </w:r>
@@ -123,7 +123,7 @@
         <w:bidi/>
       </w:pPr>
       <w:r>
-        <w:t>[نص الضبط / الحكم — المتن الفعلي] ===</w:t>
+        <w:t>[المتن الفعلي: الوقائع / الأسباب / المنطوق] ===</w:t>
         <w:br/>
         <w:t>0 ‏١440/.0/97‎ :كصلا خيرات | لوألا ةيقوقحلا ةرئادلا</w:t>
         <w:br/>
@@ -153,7 +153,7 @@
         <w:bidi/>
       </w:pPr>
       <w:r>
-        <w:t>[نص الضبط / الحكم — المتن الفعلي] ===</w:t>
+        <w:t>[المتن الفعلي: الوقائع / الأسباب / المنطوق] ===</w:t>
         <w:br/>
         <w:t>عاتقه محمديحي محمدعلى الحرازي الهوية الوطنية 0 1.01.8184 ‎00١‏ سعودي مدعى عليه مستأئف ضدة</w:t>
         <w:br/>
@@ -231,7 +231,7 @@
         <w:bidi/>
       </w:pPr>
       <w:r>
-        <w:t>[نص الضبط / الحكم — المتن الفعلي] ===</w:t>
+        <w:t>[المتن الفعلي: الوقائع / الأسباب / المنطوق] ===</w:t>
         <w:br/>
         <w:t>سس ى ٌ_ ن_ مس سس لح بلق 2</w:t>
       </w:r>
@@ -243,7 +243,7 @@
         <w:bidi/>
       </w:pPr>
       <w:r>
-        <w:t>[ترويسة / كليشة وزارة العدل — معلومات رسمية متكررة] ===</w:t>
+        <w:t>[ترويسة / كليشة رسمية — معلومات متكررة] ===</w:t>
         <w:br/>
         <w:t>محكمة الاستئناف بمحاقظة جدة رقم الصفحة: ؟ نا</w:t>
       </w:r>
@@ -255,7 +255,7 @@
         <w:bidi/>
       </w:pPr>
       <w:r>
-        <w:t>[نص الضبط / الحكم — المتن الفعلي] ===</w:t>
+        <w:t>[المتن الفعلي: الوقائع / الأسباب / المنطوق] ===</w:t>
         <w:br/>
         <w:t>0 ‏١440/.0/97‎ :كصلا خيرات | لوألا ةيقوقحلا ةرئادلا</w:t>
         <w:br/>
@@ -290,8 +290,28 @@
         <w:t>درلا لثاملا هبلط لآم ناكل ةرقوملا ةرئادلا اهب تملع ول ًاماظن هعورشم ريغ قرطو بيلاسأب اهطاقساو قوقحلا</w:t>
         <w:br/>
         <w:t>شكلاً وموضّوعاً لذلك وبناءً على تحقق الشروط الشكلية والموضوعية لقبول الالتماس وإعادة النظر في</w:t>
+      </w:r>
+    </w:p>
+    <w:p>
+      <w:pPr>
+        <w:pStyle w:val="Heading2"/>
+        <w:jc w:val="right"/>
+        <w:bidi/>
+      </w:pPr>
+      <w:r>
+        <w:t>[الطلبات / المرفقات] ===</w:t>
         <w:br/>
         <w:t>الحكم بالإبراء. الطلبات: أولاٌ قبول الاعتراض شكلا وموضوعاً. ثانياً: إلغاء الحكم المعترض عليه وإعادة النظر</w:t>
+      </w:r>
+    </w:p>
+    <w:p>
+      <w:pPr>
+        <w:pStyle w:val="Heading2"/>
+        <w:jc w:val="right"/>
+        <w:bidi/>
+      </w:pPr>
+      <w:r>
+        <w:t>[المتن الفعلي: الوقائع / الأسباب / المنطوق] ===</w:t>
         <w:br/>
         <w:t>فيه والقضاء مجدداً برد الدعوى بالإبراء. وأحيلت القضية للدائرة لنظرها تدقيقا. وبعد الاطلاع ودراسة أوراق</w:t>
         <w:br/>
@@ -355,7 +375,7 @@
         <w:bidi/>
       </w:pPr>
       <w:r>
-        <w:t>[نص الضبط / الحكم — المتن الفعلي] ===</w:t>
+        <w:t>[المتن الفعلي: الوقائع / الأسباب / المنطوق] ===</w:t>
         <w:br/>
         <w:t>م يبب بل 2س</w:t>
       </w:r>
@@ -367,7 +387,7 @@
         <w:bidi/>
       </w:pPr>
       <w:r>
-        <w:t>[ترويسة / كليشة وزارة العدل — معلومات رسمية متكررة] ===</w:t>
+        <w:t>[ترويسة / كليشة رسمية — معلومات متكررة] ===</w:t>
         <w:br/>
         <w:t>محكمة الاستئناف بمحاقظة جدة رقم الصفحة: + نا</w:t>
       </w:r>
@@ -379,7 +399,7 @@
         <w:bidi/>
       </w:pPr>
       <w:r>
-        <w:t>[نص الضبط / الحكم — المتن الفعلي] ===</w:t>
+        <w:t>[المتن الفعلي: الوقائع / الأسباب / المنطوق] ===</w:t>
         <w:br/>
         <w:t>[ك1 ل ‏١450/.0/55‎ :كصلا خيرات | ىلوألا ةيقوقحلا ةرئادلا</w:t>
         <w:br/>
@@ -395,7 +415,7 @@
         <w:bidi/>
       </w:pPr>
       <w:r>
-        <w:t>[ترويسة / كليشة وزارة العدل — معلومات رسمية متكررة] ===</w:t>
+        <w:t>[ترويسة / كليشة رسمية — معلومات متكررة] ===</w:t>
         <w:br/>
         <w:t>فالولي مسؤول عن الوالدة وعن جوالاتها وصحتها وكل ممتلكاتهاء وكونه لا. يتفقد هذه الأمور فهو غير جدير</w:t>
       </w:r>
@@ -407,7 +427,7 @@
         <w:bidi/>
       </w:pPr>
       <w:r>
-        <w:t>[نص الضبط / الحكم — المتن الفعلي] ===</w:t>
+        <w:t>[المتن الفعلي: الوقائع / الأسباب / المنطوق] ===</w:t>
         <w:br/>
         <w:t>بالولاية علهاء ويدل على تفريطه. والمفرط أولى بالخسارة. كمسا أن موكلي لم يخفي شيئا بل رفع دعوى</w:t>
         <w:br/>
@@ -438,8 +458,28 @@
         <w:t>أحد هذا المحرر ولم يطعن فيه أحد بالتزويرء كما أن هذا الإبراء عليه بصمتها ووقع عليه شاهدان لم يجرح</w:t>
         <w:br/>
         <w:t>عدالتهما أحد. ثالثا: ما ذكره من“"سبق الفصل في الدعوى من قبل المحكمة التجارية فقد نصت أسباب الحكم</w:t>
+      </w:r>
+    </w:p>
+    <w:p>
+      <w:pPr>
+        <w:pStyle w:val="Heading2"/>
+        <w:jc w:val="right"/>
+        <w:bidi/>
+      </w:pPr>
+      <w:r>
+        <w:t>[الطلبات / المرفقات] ===</w:t>
         <w:br/>
         <w:t>المستأنف ضده الرد الوافي على هذا الدفع :في ص (5) من الحكم ونصه: "وبالاطلاع على الحكم المرفق رقم</w:t>
+      </w:r>
+    </w:p>
+    <w:p>
+      <w:pPr>
+        <w:pStyle w:val="Heading2"/>
+        <w:jc w:val="right"/>
+        <w:bidi/>
+      </w:pPr>
+      <w:r>
+        <w:t>[المتن الفعلي: الوقائع / الأسباب / المنطوق] ===</w:t>
         <w:br/>
         <w:t>(4630548401) وتاريخ 18/06/1446ه الصادّر من المحكمة التجارية بمحافظة جدة: تبين أنه لم يتناول</w:t>
         <w:br/>
@@ -491,7 +531,7 @@
         <w:bidi/>
       </w:pPr>
       <w:r>
-        <w:t>[نص الضبط / الحكم — المتن الفعلي] ===</w:t>
+        <w:t>[المتن الفعلي: الوقائع / الأسباب / المنطوق] ===</w:t>
         <w:br/>
         <w:t>سس ى ٌ_ ن_ مس سس لح بلق 2</w:t>
       </w:r>
@@ -503,7 +543,7 @@
         <w:bidi/>
       </w:pPr>
       <w:r>
-        <w:t>[ترويسة / كليشة وزارة العدل — معلومات رسمية متكررة] ===</w:t>
+        <w:t>[ترويسة / كليشة رسمية — معلومات متكررة] ===</w:t>
         <w:br/>
         <w:t>محكمة الاستئناف بمحاقظة جدة رقم الصفحة: ‏ 4 نا</w:t>
       </w:r>
@@ -515,7 +555,7 @@
         <w:bidi/>
       </w:pPr>
       <w:r>
-        <w:t>[نص الضبط / الحكم — المتن الفعلي] ===</w:t>
+        <w:t>[المتن الفعلي: الوقائع / الأسباب / المنطوق] ===</w:t>
         <w:br/>
         <w:t>[ك1 ل ‏١450/.0/55‎ :كصلا خيرات | ىلوألا ةيقوقحلا ةرئادلا</w:t>
         <w:br/>
@@ -591,7 +631,7 @@
         <w:bidi/>
       </w:pPr>
       <w:r>
-        <w:t>[ترويسة / كليشة وزارة العدل — معلومات رسمية متكررة] ===</w:t>
+        <w:t>[ترويسة / كليشة رسمية — معلومات متكررة] ===</w:t>
         <w:br/>
         <w:t>فتك وزارة العدل صك رقم ها اىاثالاء</w:t>
       </w:r>
@@ -603,7 +643,7 @@
         <w:bidi/>
       </w:pPr>
       <w:r>
-        <w:t>[نص الضبط / الحكم — المتن الفعلي] ===</w:t>
+        <w:t>[المتن الفعلي: الوقائع / الأسباب / المنطوق] ===</w:t>
         <w:br/>
         <w:t>لكا لها</w:t>
         <w:br/>
@@ -619,7 +659,7 @@
         <w:bidi/>
       </w:pPr>
       <w:r>
-        <w:t>[ترويسة / كليشة وزارة العدل — معلومات رسمية متكررة] ===</w:t>
+        <w:t>[ترويسة / كليشة رسمية — معلومات متكررة] ===</w:t>
         <w:br/>
         <w:t>محكمة الاستئناف بمحافظة جدة رقم الصفحة: ه 0 1</w:t>
       </w:r>
@@ -631,7 +671,7 @@
         <w:bidi/>
       </w:pPr>
       <w:r>
-        <w:t>[نص الضبط / الحكم — المتن الفعلي] ===</w:t>
+        <w:t>[المتن الفعلي: الوقائع / الأسباب / المنطوق] ===</w:t>
         <w:br/>
         <w:t>[س] تزول ‏١41/.1/77‎ :كصلا خيرات لوألا ةيقوقحلا ةرئادلا</w:t>
         <w:br/>
@@ -641,7 +681,7 @@
         <w:br/>
         <w:t>0</w:t>
         <w:br/>
-        <w:t>ةيئاضقلا ةرئادلا سيئ ةرئادلا وضع ةرئادلا وضع</w:t>
+        <w:t>عضو الدائرة عضو الدائرة ئيس الدائرة القضائية</w:t>
         <w:br/>
         <w:t>ميلسلا دمحم هللا دبع نلاخ نرقملا نرقم حلاص نرقم زيافلا ميركلادبع ديز زيزعلادبع</w:t>
         <w:br/>

--- a/zaini_case_audit_output/outputs/word/documents/057_حكم نهائي بنقض حكم ابراء ذمة الشيخ أسامة من طلب تنفيذ الوالدة عاتقة الحرازي - 22.docx
+++ b/zaini_case_audit_output/outputs/word/documents/057_حكم نهائي بنقض حكم ابراء ذمة الشيخ أسامة من طلب تنفيذ الوالدة عاتقة الحرازي - 22.docx
@@ -114,6 +114,8 @@
         <w:t>[ترويسة / كليشة رسمية — معلومات متكررة] ===</w:t>
         <w:br/>
         <w:t>محكمة الاستئناف بمحافقظة جدة رقم الصفحة: ‎١‏ نا</w:t>
+        <w:br/>
+        <w:t>الدائرة الحقوقية الأول | تاريخ الصك: ‎١440/.0/97‏ 0</w:t>
       </w:r>
     </w:p>
     <w:p>
@@ -124,8 +126,6 @@
       </w:pPr>
       <w:r>
         <w:t>[المتن الفعلي: الوقائع / الأسباب / المنطوق] ===</w:t>
-        <w:br/>
-        <w:t>0 ‏١440/.0/97‎ :كصلا خيرات | لوألا ةيقوقحلا ةرئادلا</w:t>
         <w:br/>
         <w:t>الحمد لله والصلاة والسلام على رسول الله أما يعد:</w:t>
         <w:br/>
@@ -181,7 +181,7 @@
         <w:br/>
         <w:t>(4630371972) وأن الولي الشرعي المعين هو المستأنف عدنان أحمد زيني. ولما كانت الدعوى قد أقيمت دون</w:t>
         <w:br/>
-        <w:t>ليثمتب الإ اًعرش ةموصخلا دقعنت ال ذإ ماظنلا صنل ةحيرص ةفلاخم اهنإف اًيمسر هغيلبت نودو يلولا ماضتخا</w:t>
+        <w:t>اختضام الولي ودون تبليغه رسميًا فإنها مخالفة صريحة لنص النظام إذ لا تنعقد الخصومة شرعًا إلا بتمثيل</w:t>
         <w:br/>
         <w:t>صحيح من الولي وثبوت تبلغه ولا يكفي تبليغ فاقد الاهلية بناء على ما نصت عليه ذلك المادة رقم 17 من“نظام</w:t>
         <w:br/>
@@ -197,7 +197,7 @@
         <w:br/>
         <w:t>مختصة ولا.ولاية لها تنبسط على طلب الابراء طالما لم يبنى على سند تنفيذي وقد قررت المحكمة العليا في</w:t>
         <w:br/>
-        <w:t>ةلثاملا ةعزانملا ىوعد يف مدقملا بلطلا تاذ يف لصفلا قبس:ًاثلاث ‏.(ه١54١ ماعل ‏/5ت١٠/*) مقر اهرارق</w:t>
+        <w:t>قرارها رقم (*١٠/ت/5‏ لعام ١54١ه).‏ ثالثاً:سبق الفصل في ذات الطلب المقدم في دعوى المنازعة الماثلة</w:t>
         <w:br/>
         <w:t>وصدور حكم قضائي بعدم قبول طلب الإبراء ذاته ورده وذلك أن المستأنف ضده تقدم سابقًا بذات الطلب</w:t>
       </w:r>
@@ -246,6 +246,8 @@
         <w:t>[ترويسة / كليشة رسمية — معلومات متكررة] ===</w:t>
         <w:br/>
         <w:t>محكمة الاستئناف بمحاقظة جدة رقم الصفحة: ؟ نا</w:t>
+        <w:br/>
+        <w:t>الدائرة الحقوقية الأول | تاريخ الصك: ‎١440/.0/97‏ 0</w:t>
       </w:r>
     </w:p>
     <w:p>
@@ -257,11 +259,9 @@
       <w:r>
         <w:t>[المتن الفعلي: الوقائع / الأسباب / المنطوق] ===</w:t>
         <w:br/>
-        <w:t>0 ‏١440/.0/97‎ :كصلا خيرات | لوألا ةيقوقحلا ةرئادلا</w:t>
-        <w:br/>
         <w:t>أمام المحكمة التجارية ناظرة القضية الأصلية (محكمة الموضوع) وصدر الحكم بعدم قبول طلبه ورفض</w:t>
         <w:br/>
-        <w:t>صنل ًاقفو هب يضقملا رمألا ةيجح بستكا دق ءاربإلا بلظ ٌضفرب يئاهنلا ةيراجتلا ةمكحملا مكحو هسامتلا</w:t>
+        <w:t>التماسه وحكم المحكمة التجارية النهائي برفضٌ ظلب الإبراء قد اكتسب حجية الأمر المقضي به وفقاً لنص</w:t>
         <w:br/>
         <w:t>المادة (87) من نظام الاثبات ومتى حاز الحكم قوة الأمُر المقضي فإنه يمنع الخصوم في الدعوى التي صدر فهها</w:t>
         <w:br/>
@@ -269,7 +269,7 @@
         <w:br/>
         <w:t>القضائية وزعزعة لاستقرارها وتسلسل لا-نهاية له و يترتب على ذلك بطلان الحكم محل لمخالفته نظام</w:t>
         <w:br/>
-        <w:t>هذه ضن فلاخ ضارتعالا لحم مكحلاو يعطق يئاهن مكحب اهب موكحملا ىواعدلاب رظنلا زاوج مدعب تابثالا</w:t>
+        <w:t>الاثبات بعدم جواز النظر بالدعاوى المحكوم بها بحكم نهائي قطعي والحكم محل الاعتراض خالف نض هذه</w:t>
         <w:br/>
         <w:t>المادة مخالفة صريحه يوجب معبا نقضه وإعادة النظر فيه. رابعاً: مخالفة الحكم محل الاعتراض لنصالمادة</w:t>
         <w:br/>
@@ -277,7 +277,7 @@
         <w:br/>
         <w:t>الاعتراض قد صدر في مواجهة قاصر فاقدة الأهلية واكتسب الصفة النهائية دون رفعه إلى الاستئناف لتدقيقه</w:t>
         <w:br/>
-        <w:t>ضاخ املاط ةيضقلا رظان ةليضف بجي ملو ماعلا ماظنلاب قلعتي اًيرهوج ًءارجإ هتفلاخمل اًبيعم ءاج دقف اًبوجو</w:t>
+        <w:t>وجوبًا فقد جاء معيبًا لمخالفته إجراءً جوهريًا يتعلق بالنظام العام ولم يجب فضيلة ناظر القضية طالما خاض</w:t>
         <w:br/>
         <w:t>في موضوع الالتماس كما هو بين من منطوقه عن هذه المخالفة وأغفلها البتة دون مسوغ الا ما يمكن اعتباره</w:t>
         <w:br/>
@@ -287,7 +287,7 @@
         <w:br/>
         <w:t>مقام الدائرة سبق الفصل في ذات طلبه بالإبراء بحكم نهائي بات كما هو مبين بعالية محاولا الالتفات على</w:t>
         <w:br/>
-        <w:t>درلا لثاملا هبلط لآم ناكل ةرقوملا ةرئادلا اهب تملع ول ًاماظن هعورشم ريغ قرطو بيلاسأب اهطاقساو قوقحلا</w:t>
+        <w:t>الحقوق واسقاطها بأساليب وطرق غير مشروعه نظاماً لو علمت بها الدائرة الموقرة لكان مآل طلبه الماثل الرد</w:t>
         <w:br/>
         <w:t>شكلاً وموضّوعاً لذلك وبناءً على تحقق الشروط الشكلية والموضوعية لقبول الالتماس وإعادة النظر في</w:t>
       </w:r>
@@ -390,6 +390,8 @@
         <w:t>[ترويسة / كليشة رسمية — معلومات متكررة] ===</w:t>
         <w:br/>
         <w:t>محكمة الاستئناف بمحاقظة جدة رقم الصفحة: + نا</w:t>
+        <w:br/>
+        <w:t>الدائرة الحقوقية الأولى | تاريخ الصك: ‎١450/.0/55‏ ل 1ك]</w:t>
       </w:r>
     </w:p>
     <w:p>
@@ -400,8 +402,6 @@
       </w:pPr>
       <w:r>
         <w:t>[المتن الفعلي: الوقائع / الأسباب / المنطوق] ===</w:t>
-        <w:br/>
-        <w:t>[ك1 ل ‏١450/.0/55‎ :كصلا خيرات | ىلوألا ةيقوقحلا ةرئادلا</w:t>
         <w:br/>
         <w:t>ذكره مجرد دعوى مفتقرة للدليل فلم يقدم المستأنف دليلا.واحدا معتبرا على هذا الغش والتدليسء بل إن ما</w:t>
         <w:br/>
@@ -431,17 +431,17 @@
         <w:br/>
         <w:t>بالولاية علهاء ويدل على تفريطه. والمفرط أولى بالخسارة. كمسا أن موكلي لم يخفي شيئا بل رفع دعوى</w:t>
         <w:br/>
-        <w:t>.اًشغ اذه نوكي فيكف .ماظنلا قيرط نع غيلبتلا متو .ةربتعملاو ةحيحصلا ةيماظنلا اهتاءارجإ ةفاك تلمكتسا</w:t>
+        <w:t>استكملت كافة إجراءاتها النظامية الصحيحة والمعتبرة. وتم التبليغ عن طريق النظام. فكيف يكون هذا غشًا.</w:t>
         <w:br/>
         <w:t>ثانيا: ما ادعاه من انتفاء ولاية قاضي التنفيذ على الإبراء غير المستند إلى سند تنفيذي غير صحيح:؛ والصحيح</w:t>
         <w:br/>
         <w:t>هو ثبوت الولاية لقاضي التنفيذ بالمادة (3/3) من اللائحة التنفيذية لنظام التنفيذ, والتي تنص على: "إذا دفع</w:t>
         <w:br/>
-        <w:t>دعب ليجأتلا وأ ,ةلاوحلا وأ -. يذيفنت دنس بجومب - ةصاقملا وأ ,.حلصلا وأ .ءاربإلا وأ :ءافولاب هدض ذفنملا</w:t>
+        <w:t>المنفذ ضده بالوفاء: أو الإبراء. أو الصلح., أو المقاصة - بموجب سند تنفيذي -. أو الحوالة, أو التأجيل بعد</w:t>
         <w:br/>
         <w:t>صدور السند التنفيذي فبي منن اختصاص قاضيي التنفيذ". وبالمادة (9/7) من نظام التنفيذ ونصها: "7-</w:t>
         <w:br/>
-        <w:t>دعي" :اهصنو تابثإلا ماظن نم (29/1) ةداملابو ."اًيئزج وأ ءاّيلك اهاوتحم قاقحتساب رقي يتلا ةيداعلا قاروألا</w:t>
+        <w:t>الأوراق العادية التي يقر باستحقاق محتواها كليّاء أو جزئيًا". وبالمادة (29/1) من نظام الإثبات ونصها: "يعد</w:t>
         <w:br/>
         <w:t>المحرّر العادي صادراً ممن وقعه وحجة عليه؛ مالم ينكر صراحة ما هو منسوب إليه من خط أو إمضاء أو</w:t>
         <w:br/>
@@ -486,8 +486,28 @@
         <w:t>موضوع الإبراءء وإنما انتبى إلى عدم قبول الالتماس -المقدم :من الملتمس ضده في هذه القضية- لعدم انطباق</w:t>
         <w:br/>
         <w:t>الحالة محل الالتماس". وعليه يتبين أن ما أثاره لا.وجه له وليمّن لديه فيه دليلء ويتعارض مع قواعد البراءة</w:t>
+      </w:r>
+    </w:p>
+    <w:p>
+      <w:pPr>
+        <w:pStyle w:val="Heading2"/>
+        <w:jc w:val="right"/>
+        <w:bidi/>
+      </w:pPr>
+      <w:r>
+        <w:t>[الطلبات / المرفقات] ===</w:t>
         <w:br/>
-        <w:t>هأ .لوألا ةجردلا مكح دييأتو ضارتعالا ضفر :تابلطلا .ةيلصألا</w:t>
+        <w:t>الأصلية. الطلبات: رفض الاعتراض وتأييد حكم الدرجة الأول. أه</w:t>
+      </w:r>
+    </w:p>
+    <w:p>
+      <w:pPr>
+        <w:pStyle w:val="Heading2"/>
+        <w:jc w:val="right"/>
+        <w:bidi/>
+      </w:pPr>
+      <w:r>
+        <w:t>[المتن الفعلي: الوقائع / الأسباب / المنطوق] ===</w:t>
         <w:br/>
         <w:t>وبعد الاطلاع ودراسة أوراق القضبيةء والحكم الصادر فيهاء ولائحة الاعتراض المقدمة عليه؛ تبيّن أن الاعتراض</w:t>
         <w:br/>
@@ -546,6 +566,8 @@
         <w:t>[ترويسة / كليشة رسمية — معلومات متكررة] ===</w:t>
         <w:br/>
         <w:t>محكمة الاستئناف بمحاقظة جدة رقم الصفحة: ‏ 4 نا</w:t>
+        <w:br/>
+        <w:t>الدائرة الحقوقية الأولى | تاريخ الصك: ‎١450/.0/55‏ ل 1ك]</w:t>
       </w:r>
     </w:p>
     <w:p>
@@ -557,15 +579,13 @@
       <w:r>
         <w:t>[المتن الفعلي: الوقائع / الأسباب / المنطوق] ===</w:t>
         <w:br/>
-        <w:t>[ك1 ل ‏١450/.0/55‎ :كصلا خيرات | ىلوألا ةيقوقحلا ةرئادلا</w:t>
-        <w:br/>
         <w:t>شرعاً ونظاماً. ولا يترتب علها أثر. إذ لآ تنعقد الخصومة إلا بتمثيل صحيح. ولما نصت عليه الفقرة (ز) من أولاً</w:t>
         <w:br/>
         <w:t>من المادة (200) من نظام المرافعات الشرعية:؛ والمادتين (88/1) و(90/2) من النظام ذاته. من جواز التماس</w:t>
         <w:br/>
         <w:t>إعادة النظر ونقض الحكم متى صدر على من لم يكن ممثلاءًتمثيلاً صحيحاً. ولما كان هذا العيب متعلقاً</w:t>
         <w:br/>
-        <w:t>بجاو ماظنلل ًافلاخم ردص دق نوكي هيلع سمتلملا مكحلا نإف .ةلحرم يأ يف هتراثإ زوجيو ماعلا ماظنلاب</w:t>
+        <w:t>بالنظام العام ويجوز إثارته في أي مرحلة. فإن الحكم الملتمس عليه يكون قد صدر مخالفاً للنظام واجب</w:t>
         <w:br/>
         <w:t>النقض. الأمر الذي تنتبي معه المحكمة إلى قبول الاستئناف موضوعاًء وقبول التماس إعادة النظر موضوعاً.</w:t>
         <w:br/>
@@ -662,6 +682,8 @@
         <w:t>[ترويسة / كليشة رسمية — معلومات متكررة] ===</w:t>
         <w:br/>
         <w:t>محكمة الاستئناف بمحافظة جدة رقم الصفحة: ه 0 1</w:t>
+        <w:br/>
+        <w:t>الدائرة الحقوقية الأول تاريخ الصك: ‎١41/.1/77‏ لوزت [س]</w:t>
       </w:r>
     </w:p>
     <w:p>
@@ -673,11 +695,9 @@
       <w:r>
         <w:t>[المتن الفعلي: الوقائع / الأسباب / المنطوق] ===</w:t>
         <w:br/>
-        <w:t>[س] تزول ‏١41/.1/77‎ :كصلا خيرات لوألا ةيقوقحلا ةرئادلا</w:t>
+        <w:t>المتبعة ولو أدى إلى استعمال القوة الجبرية</w:t>
         <w:br/>
-        <w:t>ةيربجلا ةوقلا لامعتسا ىلإ ىدأ ولو ةعبتملا</w:t>
-        <w:br/>
-        <w:t>ماكحألاو ىواعدلاةرادإ 111107</w:t>
+        <w:t>111107 إدارةالدعاوى والأحكام</w:t>
         <w:br/>
         <w:t>0</w:t>
         <w:br/>
